--- a/rapports/16_02_2026/MAMADOU_DIOP/coh_EQ33_sup_102201030046.docx
+++ b/rapports/16_02_2026/MAMADOU_DIOP/coh_EQ33_sup_102201030046.docx
@@ -25,7 +25,7 @@
         <w:br/>
         <w:t>Grappe: 102201030046</w:t>
         <w:br/>
-        <w:t>Date: 16/02/2026 a 12:41</w:t>
+        <w:t>Date: 16/02/2026 a 12:58</w:t>
       </w:r>
     </w:p>
     <w:p/>
@@ -1154,11 +1154,11 @@
         <w:rPr>
           <w:sz w:val="20"/>
         </w:rPr>
-        <w:t xml:space="preserve">- Les informations sur ces entrepises non agricole manquent, prière de les renseigner. Le montant obtenus sur les services rendus par l'entreprise ##N/A## au cours des 30 derniers jours ou durant le dernier mois où l'entreprise a fonctionné n'a pas été renseigné, prière de mettre de 0 si l'entreprise n'a pas rendu de service. Prière de renseigner les montants dans les champs (s10q46 s10q47 s10q48 s10q49 s10q50 s10q51 s10q52 s10q53 s10q54 s10q55 s10q56 s10q57), mettre 0 si l'entreprise ##N/A## n'a pas effectué des dépenses ou faire des reventes des marchandises ou des produits ou rendre de service.Cette entreprise ##N/A## dit avoir obtenu une valeur sur les marchandises vendu en etat, les marchandises vendu après transformation et les services rendus. Prière de corriger. Cette entreprise ##N/A## dit avoir obtenu une valeur sur les marchandises vendu en etat et les marchandises vendu après transformation. La main d'oeuvre familiale pour ABDOU SALL ayant travaillé dans cette entreprise ##N/A## aucours des 12 derniers mois n'est pas renseigner. Prière de reneigner toutes les informations qui lui concerne. La main d'oeuvre sariale de ABDOU SALL ayant travaillé dans cette entreprise ##N/A## aucours des 30 derniers jours n'est pas renseigner. Prière de reneigner toutes les informations qui lui concerne. </w:t>
+        <w:t xml:space="preserve">- Les informations sur ces entrepises non agricole manquent, prière de les renseigner. Le montant obtenus sur les services rendus par l'entreprise ##N/A## au cours des 30 derniers jours ou durant le dernier mois où l'entreprise a fonctionné n'a pas été renseigné, prière de mettre de 0 si l'entreprise n'a pas rendu de service. Prière de renseigner les montants dans les champs (s10q46 s10q47 s10q48 s10q49 s10q50 s10q51 s10q52 s10q53 s10q54 s10q55 s10q56 s10q57), mettre 0 si l'entreprise ##N/A## n'a pas effectué des dépenses ou faire des reventes des marchandises ou des produits ou rendre de service.Cette entreprise ##N/A## dit avoir obtenu une valeur sur les marchandises vendu en etat, les marchandises vendu après transformation et les services rendus. Prière de corriger. Cette entreprise ##N/A## dit avoir obtenu une valeur sur les marchandises vendu en etat et les marchandises vendu après transformation. La main d'oeuvre familiale pour IBRAHIMA SALL ayant travaillé dans cette entreprise ##N/A## aucours des 12 derniers mois n'est pas renseigner. Prière de reneigner toutes les informations qui lui concerne. La main d'oeuvre sariale de IBRAHIMA SALL ayant travaillé dans cette entreprise ##N/A## aucours des 30 derniers jours n'est pas renseigner. Prière de reneigner toutes les informations qui lui concerne. </w:t>
         <w:br/>
-        <w:t xml:space="preserve">- Les informations sur ces entrepises non agricole manquent, prière de les renseigner. Le montant obtenus sur les services rendus par l'entreprise ##N/A## au cours des 30 derniers jours ou durant le dernier mois où l'entreprise a fonctionné n'a pas été renseigné, prière de mettre de 0 si l'entreprise n'a pas rendu de service. Prière de renseigner les montants dans les champs (s10q46 s10q47 s10q48 s10q49 s10q50 s10q51 s10q52 s10q53 s10q54 s10q55 s10q56 s10q57), mettre 0 si l'entreprise ##N/A## n'a pas effectué des dépenses ou faire des reventes des marchandises ou des produits ou rendre de service.Cette entreprise ##N/A## dit avoir obtenu une valeur sur les marchandises vendu en etat, les marchandises vendu après transformation et les services rendus. Prière de corriger. Cette entreprise ##N/A## dit avoir obtenu une valeur sur les marchandises vendu en etat et les marchandises vendu après transformation. La main d'oeuvre familiale pour CHERIF SALL ayant travaillé dans cette entreprise ##N/A## aucours des 12 derniers mois n'est pas renseigner. Prière de reneigner toutes les informations qui lui concerne. La main d'oeuvre sariale de CHERIF SALL ayant travaillé dans cette entreprise ##N/A## aucours des 30 derniers jours n'est pas renseigner. Prière de reneigner toutes les informations qui lui concerne. </w:t>
+        <w:t xml:space="preserve">- Les informations sur ces entrepises non agricole manquent, prière de les renseigner. Le montant obtenus sur les services rendus par l'entreprise ##N/A## au cours des 30 derniers jours ou durant le dernier mois où l'entreprise a fonctionné n'a pas été renseigné, prière de mettre de 0 si l'entreprise n'a pas rendu de service. Prière de renseigner les montants dans les champs (s10q46 s10q47 s10q48 s10q49 s10q50 s10q51 s10q52 s10q53 s10q54 s10q55 s10q56 s10q57), mettre 0 si l'entreprise ##N/A## n'a pas effectué des dépenses ou faire des reventes des marchandises ou des produits ou rendre de service.Cette entreprise ##N/A## dit avoir obtenu une valeur sur les marchandises vendu en etat, les marchandises vendu après transformation et les services rendus. Prière de corriger. Cette entreprise ##N/A## dit avoir obtenu une valeur sur les marchandises vendu en etat et les marchandises vendu après transformation. La main d'oeuvre familiale pour OUMOU SALL ayant travaillé dans cette entreprise ##N/A## aucours des 12 derniers mois n'est pas renseigner. Prière de reneigner toutes les informations qui lui concerne. La main d'oeuvre sariale de OUMOU SALL ayant travaillé dans cette entreprise ##N/A## aucours des 30 derniers jours n'est pas renseigner. Prière de reneigner toutes les informations qui lui concerne. </w:t>
         <w:br/>
-        <w:t>- Les informations sur ces entrepises non agricole manquent, prière de les renseigner. Le montant obtenus sur les services rendus par l'entreprise boutiquier au cours des 30 derniers jours ou durant le dernier mois où l'entreprise a fonctionné n'a pas été renseigné, prière de mettre de 0 si l'entreprise n'a pas rendu de service. Prière de renseigner les montants dans les champs (s10q46 s10q47 s10q48 s10q49 s10q50 s10q51 s10q52 s10q53 s10q54 s10q55 s10q56 s10q57), mettre 0 si l'entreprise boutiquier n'a pas effectué des dépenses ou faire des reventes des marchandises ou des produits ou rendre de service.Cette entreprise boutiquier dit avoir obtenu une valeur sur les marchandises vendu en etat, les marchandises vendu après transformation et les services rendus. Prière de corriger. Cette entreprise boutiquier dit avoir obtenu une valeur sur les marchandises vendu en etat et les marchandises vendu après transformation. L'entreprise boutiquier est généralement une entreprise commerciale ou de service dont elle ne depense pas en achat de matières premières.Elle ne transforme pas de produit donc ne peut pas obtenir un montant sur la vente des produits transformés (10.48 ou 10.49). Prière de mettre 0 pour ces questions si elles ne font pas de transformation. La main d'oeuvre familiale pour ABDOU SALL ayant travaillé dans cette entreprise boutiquier aucours des 12 derniers mois n'est pas renseigner. Prière de reneigner toutes les informations qui lui concerne. La main d'oeuvre sariale de ABDOU SALL ayant travaillé dans cette entreprise boutiquier aucours des 30 derniers jours n'est pas renseigner. Prière de reneigner toutes les informations qui lui concerne.</w:t>
+        <w:t>- Les informations sur ces entrepises non agricole manquent, prière de les renseigner. Le montant obtenus sur les services rendus par l'entreprise boutiquier au cours des 30 derniers jours ou durant le dernier mois où l'entreprise a fonctionné n'a pas été renseigné, prière de mettre de 0 si l'entreprise n'a pas rendu de service. Prière de renseigner les montants dans les champs (s10q46 s10q47 s10q48 s10q49 s10q50 s10q51 s10q52 s10q53 s10q54 s10q55 s10q56 s10q57), mettre 0 si l'entreprise boutiquier n'a pas effectué des dépenses ou faire des reventes des marchandises ou des produits ou rendre de service.Cette entreprise boutiquier dit avoir obtenu une valeur sur les marchandises vendu en etat, les marchandises vendu après transformation et les services rendus. Prière de corriger. Cette entreprise boutiquier dit avoir obtenu une valeur sur les marchandises vendu en etat et les marchandises vendu après transformation. L'entreprise boutiquier est généralement une entreprise commerciale ou de service dont elle ne depense pas en achat de matières premières.Elle ne transforme pas de produit donc ne peut pas obtenir un montant sur la vente des produits transformés (10.48 ou 10.49). Prière de mettre 0 pour ces questions si elles ne font pas de transformation. La main d'oeuvre familiale pour IDY SALL ayant travaillé dans cette entreprise boutiquier aucours des 12 derniers mois n'est pas renseigner. Prière de reneigner toutes les informations qui lui concerne. La main d'oeuvre sariale de IDY SALL ayant travaillé dans cette entreprise boutiquier aucours des 30 derniers jours n'est pas renseigner. Prière de reneigner toutes les informations qui lui concerne.</w:t>
       </w:r>
     </w:p>
     <w:p>
@@ -4003,7 +4003,7 @@
         <w:rPr>
           <w:sz w:val="20"/>
         </w:rPr>
-        <w:t>- Le montant obtenus sur les services rendus par l'entreprise vendeuse de beignets au cours des 30 derniers jours ou durant le dernier mois où l'entreprise a fonctionné n'a pas été renseigné, prière de mettre de 0 si l'entreprise n'a pas rendu de service. Prière de renseigner les montants dans les champs (s10q46 s10q47 s10q48 s10q49 s10q50 s10q51 s10q52 s10q53 s10q54 s10q55 s10q56 s10q57), mettre 0 si l'entreprise vendeuse de beignets n'a pas effectué des dépenses ou faire des reventes des marchandises ou des produits ou rendre de service.Cette entreprise vendeuse de beignets dit avoir obtenu une valeur sur les marchandises vendu en etat, les marchandises vendu après transformation et les services rendus. Prière de corriger. Cette entreprise vendeuse de beignets dit avoir obtenu une valeur sur les marchandises vendu en etat et les marchandises vendu après transformation. L'entreprise vendeuse de beignets est généralement une entreprise de fabrication ou transformation dont elle depense en achat de matières premières.Elle transforme le produit donc ne peut pas obtenir un montant sur la revente des marchandises achetés en état (10.46 ou 10.47). Prière de mettre 0 pour ces questions si elles n'achètent pas de marchandise en état pour les revendre en état. La main d'oeuvre familiale pour ousmane thiam ayant travaillé dans cette entreprise vendeuse de beignets aucours des 12 derniers mois n'est pas renseigner. Prière de reneigner toutes les informations qui lui concerne. La main d'oeuvre sariale de ousmane thiam ayant travaillé dans cette entreprise vendeuse de beignets aucours des 30 derniers jours n'est pas renseigner. Prière de reneigner toutes les informations qui lui concerne.</w:t>
+        <w:t>- Le montant obtenus sur les services rendus par l'entreprise vendeuse de beignets au cours des 30 derniers jours ou durant le dernier mois où l'entreprise a fonctionné n'a pas été renseigné, prière de mettre de 0 si l'entreprise n'a pas rendu de service. Prière de renseigner les montants dans les champs (s10q46 s10q47 s10q48 s10q49 s10q50 s10q51 s10q52 s10q53 s10q54 s10q55 s10q56 s10q57), mettre 0 si l'entreprise vendeuse de beignets n'a pas effectué des dépenses ou faire des reventes des marchandises ou des produits ou rendre de service.Cette entreprise vendeuse de beignets dit avoir obtenu une valeur sur les marchandises vendu en etat, les marchandises vendu après transformation et les services rendus. Prière de corriger. Cette entreprise vendeuse de beignets dit avoir obtenu une valeur sur les marchandises vendu en etat et les marchandises vendu après transformation. L'entreprise vendeuse de beignets est généralement une entreprise de fabrication ou transformation dont elle depense en achat de matières premières.Elle transforme le produit donc ne peut pas obtenir un montant sur la revente des marchandises achetés en état (10.46 ou 10.47). Prière de mettre 0 pour ces questions si elles n'achètent pas de marchandise en état pour les revendre en état. La main d'oeuvre familiale pour dieynaba diallo ayant travaillé dans cette entreprise vendeuse de beignets aucours des 12 derniers mois n'est pas renseigner. Prière de reneigner toutes les informations qui lui concerne. La main d'oeuvre sariale de dieynaba diallo ayant travaillé dans cette entreprise vendeuse de beignets aucours des 30 derniers jours n'est pas renseigner. Prière de reneigner toutes les informations qui lui concerne.</w:t>
       </w:r>
     </w:p>
     <w:p>
@@ -4603,7 +4603,7 @@
         <w:rPr>
           <w:sz w:val="20"/>
         </w:rPr>
-        <w:t>- Les informations sur ces entrepises non agricole manquent, prière de les renseigner. Le montant obtenus sur les services rendus par l'entreprise ##N/A## au cours des 30 derniers jours ou durant le dernier mois où l'entreprise a fonctionné n'a pas été renseigné, prière de mettre de 0 si l'entreprise n'a pas rendu de service. Prière de renseigner les montants dans les champs (s10q46 s10q47 s10q48 s10q49 s10q50 s10q51 s10q52 s10q53 s10q54 s10q55 s10q56 s10q57), mettre 0 si l'entreprise ##N/A## n'a pas effectué des dépenses ou faire des reventes des marchandises ou des produits ou rendre de service.Cette entreprise ##N/A## dit avoir obtenu une valeur sur les marchandises vendu en etat, les marchandises vendu après transformation et les services rendus. Prière de corriger. Cette entreprise ##N/A## dit avoir obtenu une valeur sur les marchandises vendu en etat et les marchandises vendu après transformation. La main d'oeuvre familiale pour AMADOU SY ayant travaillé dans cette entreprise ##N/A## aucours des 12 derniers mois n'est pas renseigner. Prière de reneigner toutes les informations qui lui concerne. La main d'oeuvre sariale de AMADOU SY ayant travaillé dans cette entreprise ##N/A## aucours des 30 derniers jours n'est pas renseigner. Prière de reneigner toutes les informations qui lui concerne.</w:t>
+        <w:t>- Les informations sur ces entrepises non agricole manquent, prière de les renseigner. Le montant obtenus sur les services rendus par l'entreprise ##N/A## au cours des 30 derniers jours ou durant le dernier mois où l'entreprise a fonctionné n'a pas été renseigné, prière de mettre de 0 si l'entreprise n'a pas rendu de service. Prière de renseigner les montants dans les champs (s10q46 s10q47 s10q48 s10q49 s10q50 s10q51 s10q52 s10q53 s10q54 s10q55 s10q56 s10q57), mettre 0 si l'entreprise ##N/A## n'a pas effectué des dépenses ou faire des reventes des marchandises ou des produits ou rendre de service.Cette entreprise ##N/A## dit avoir obtenu une valeur sur les marchandises vendu en etat, les marchandises vendu après transformation et les services rendus. Prière de corriger. Cette entreprise ##N/A## dit avoir obtenu une valeur sur les marchandises vendu en etat et les marchandises vendu après transformation. La main d'oeuvre familiale pour AISSATA SEYDOU SY ayant travaillé dans cette entreprise ##N/A## aucours des 12 derniers mois n'est pas renseigner. Prière de reneigner toutes les informations qui lui concerne. La main d'oeuvre sariale de AISSATA SEYDOU SY ayant travaillé dans cette entreprise ##N/A## aucours des 30 derniers jours n'est pas renseigner. Prière de reneigner toutes les informations qui lui concerne.</w:t>
       </w:r>
     </w:p>
     <w:p>

--- a/rapports/16_02_2026/MAMADOU_DIOP/coh_EQ33_sup_102201030046.docx
+++ b/rapports/16_02_2026/MAMADOU_DIOP/coh_EQ33_sup_102201030046.docx
@@ -25,7 +25,7 @@
         <w:br/>
         <w:t>Grappe: 102201030046</w:t>
         <w:br/>
-        <w:t>Date: 16/02/2026 a 12:58</w:t>
+        <w:t>Date: 16/02/2026 a 13:05</w:t>
       </w:r>
     </w:p>
     <w:p/>
@@ -97,7 +97,7 @@
           </w:tcPr>
           <w:p>
             <w:r>
-              <w:t>7</w:t>
+              <w:t>11</w:t>
             </w:r>
           </w:p>
         </w:tc>
@@ -199,6 +199,102 @@
           </w:tcPr>
           <w:p>
             <w:r>
+              <w:t>Section2</w:t>
+            </w:r>
+          </w:p>
+        </w:tc>
+        <w:tc>
+          <w:tcPr>
+            <w:tcW w:type="dxa" w:w="3324"/>
+          </w:tcPr>
+          <w:p>
+            <w:r>
+              <w:t>Education</w:t>
+            </w:r>
+          </w:p>
+        </w:tc>
+        <w:tc>
+          <w:tcPr>
+            <w:tcW w:type="dxa" w:w="3324"/>
+          </w:tcPr>
+          <w:p>
+            <w:r>
+              <w:t>12</w:t>
+            </w:r>
+          </w:p>
+        </w:tc>
+      </w:tr>
+      <w:tr>
+        <w:tc>
+          <w:tcPr>
+            <w:tcW w:type="dxa" w:w="3324"/>
+          </w:tcPr>
+          <w:p>
+            <w:r>
+              <w:t>Section7b</w:t>
+            </w:r>
+          </w:p>
+        </w:tc>
+        <w:tc>
+          <w:tcPr>
+            <w:tcW w:type="dxa" w:w="3324"/>
+          </w:tcPr>
+          <w:p>
+            <w:r>
+              <w:t>Consommation alimentaire - 7 jours</w:t>
+            </w:r>
+          </w:p>
+        </w:tc>
+        <w:tc>
+          <w:tcPr>
+            <w:tcW w:type="dxa" w:w="3324"/>
+          </w:tcPr>
+          <w:p>
+            <w:r>
+              <w:t>12</w:t>
+            </w:r>
+          </w:p>
+        </w:tc>
+      </w:tr>
+      <w:tr>
+        <w:tc>
+          <w:tcPr>
+            <w:tcW w:type="dxa" w:w="3324"/>
+          </w:tcPr>
+          <w:p>
+            <w:r>
+              <w:t>Section16a</w:t>
+            </w:r>
+          </w:p>
+        </w:tc>
+        <w:tc>
+          <w:tcPr>
+            <w:tcW w:type="dxa" w:w="3324"/>
+          </w:tcPr>
+          <w:p>
+            <w:r>
+              <w:t>Champs et parcelles</w:t>
+            </w:r>
+          </w:p>
+        </w:tc>
+        <w:tc>
+          <w:tcPr>
+            <w:tcW w:type="dxa" w:w="3324"/>
+          </w:tcPr>
+          <w:p>
+            <w:r>
+              <w:t>12</w:t>
+            </w:r>
+          </w:p>
+        </w:tc>
+      </w:tr>
+      <w:tr>
+        <w:tc>
+          <w:tcPr>
+            <w:tcW w:type="dxa" w:w="3324"/>
+          </w:tcPr>
+          <w:p>
+            <w:r>
               <w:t>Section0</w:t>
             </w:r>
           </w:p>
@@ -219,39 +315,7 @@
           </w:tcPr>
           <w:p>
             <w:r>
-              <w:t>7</w:t>
-            </w:r>
-          </w:p>
-        </w:tc>
-      </w:tr>
-      <w:tr>
-        <w:tc>
-          <w:tcPr>
-            <w:tcW w:type="dxa" w:w="3324"/>
-          </w:tcPr>
-          <w:p>
-            <w:r>
-              <w:t>Section2</w:t>
-            </w:r>
-          </w:p>
-        </w:tc>
-        <w:tc>
-          <w:tcPr>
-            <w:tcW w:type="dxa" w:w="3324"/>
-          </w:tcPr>
-          <w:p>
-            <w:r>
-              <w:t>Education</w:t>
-            </w:r>
-          </w:p>
-        </w:tc>
-        <w:tc>
-          <w:tcPr>
-            <w:tcW w:type="dxa" w:w="3324"/>
-          </w:tcPr>
-          <w:p>
-            <w:r>
-              <w:t>7</w:t>
+              <w:t>11</w:t>
             </w:r>
           </w:p>
         </w:tc>
@@ -283,39 +347,7 @@
           </w:tcPr>
           <w:p>
             <w:r>
-              <w:t>7</w:t>
-            </w:r>
-          </w:p>
-        </w:tc>
-      </w:tr>
-      <w:tr>
-        <w:tc>
-          <w:tcPr>
-            <w:tcW w:type="dxa" w:w="3324"/>
-          </w:tcPr>
-          <w:p>
-            <w:r>
-              <w:t>Section16a</w:t>
-            </w:r>
-          </w:p>
-        </w:tc>
-        <w:tc>
-          <w:tcPr>
-            <w:tcW w:type="dxa" w:w="3324"/>
-          </w:tcPr>
-          <w:p>
-            <w:r>
-              <w:t>Champs et parcelles</w:t>
-            </w:r>
-          </w:p>
-        </w:tc>
-        <w:tc>
-          <w:tcPr>
-            <w:tcW w:type="dxa" w:w="3324"/>
-          </w:tcPr>
-          <w:p>
-            <w:r>
-              <w:t>7</w:t>
+              <w:t>11</w:t>
             </w:r>
           </w:p>
         </w:tc>
@@ -347,7 +379,7 @@
           </w:tcPr>
           <w:p>
             <w:r>
-              <w:t>6</w:t>
+              <w:t>9</w:t>
             </w:r>
           </w:p>
         </w:tc>
@@ -359,7 +391,7 @@
           </w:tcPr>
           <w:p>
             <w:r>
-              <w:t>Section7b</w:t>
+              <w:t>Section14</w:t>
             </w:r>
           </w:p>
         </w:tc>
@@ -369,7 +401,7 @@
           </w:tcPr>
           <w:p>
             <w:r>
-              <w:t>Consommation alimentaire - 7 jours</w:t>
+              <w:t>Chocs</w:t>
             </w:r>
           </w:p>
         </w:tc>
@@ -379,7 +411,7 @@
           </w:tcPr>
           <w:p>
             <w:r>
-              <w:t>6</w:t>
+              <w:t>8</w:t>
             </w:r>
           </w:p>
         </w:tc>
@@ -411,7 +443,7 @@
           </w:tcPr>
           <w:p>
             <w:r>
-              <w:t>6</w:t>
+              <w:t>7</w:t>
             </w:r>
           </w:p>
         </w:tc>
@@ -423,7 +455,7 @@
           </w:tcPr>
           <w:p>
             <w:r>
-              <w:t>Section9c</w:t>
+              <w:t>Section3</w:t>
             </w:r>
           </w:p>
         </w:tc>
@@ -433,7 +465,7 @@
           </w:tcPr>
           <w:p>
             <w:r>
-              <w:t>Depenses non-alimentaires - 30 jours</w:t>
+              <w:t>Sante</w:t>
             </w:r>
           </w:p>
         </w:tc>
@@ -443,7 +475,7 @@
           </w:tcPr>
           <w:p>
             <w:r>
-              <w:t>4</w:t>
+              <w:t>5</w:t>
             </w:r>
           </w:p>
         </w:tc>
@@ -455,7 +487,7 @@
           </w:tcPr>
           <w:p>
             <w:r>
-              <w:t>Section4b</w:t>
+              <w:t>Section4a</w:t>
             </w:r>
           </w:p>
         </w:tc>
@@ -465,7 +497,7 @@
           </w:tcPr>
           <w:p>
             <w:r>
-              <w:t>Emploi - Activite principale</w:t>
+              <w:t>Emploi</w:t>
             </w:r>
           </w:p>
         </w:tc>
@@ -475,39 +507,7 @@
           </w:tcPr>
           <w:p>
             <w:r>
-              <w:t>3</w:t>
-            </w:r>
-          </w:p>
-        </w:tc>
-      </w:tr>
-      <w:tr>
-        <w:tc>
-          <w:tcPr>
-            <w:tcW w:type="dxa" w:w="3324"/>
-          </w:tcPr>
-          <w:p>
-            <w:r>
-              <w:t>Section14</w:t>
-            </w:r>
-          </w:p>
-        </w:tc>
-        <w:tc>
-          <w:tcPr>
-            <w:tcW w:type="dxa" w:w="3324"/>
-          </w:tcPr>
-          <w:p>
-            <w:r>
-              <w:t>Chocs</w:t>
-            </w:r>
-          </w:p>
-        </w:tc>
-        <w:tc>
-          <w:tcPr>
-            <w:tcW w:type="dxa" w:w="3324"/>
-          </w:tcPr>
-          <w:p>
-            <w:r>
-              <w:t>3</w:t>
+              <w:t>5</w:t>
             </w:r>
           </w:p>
         </w:tc>
@@ -850,7 +850,7 @@
         <w:rPr>
           <w:sz w:val="20"/>
         </w:rPr>
-        <w:t>- Prière de renseigner toutes les informations du ménage dans la section 0 avant d'entamer les autres informations.</w:t>
+        <w:t>- Le questionnaire semble ne pas être complètement fini mais le questionnaire est en statut complet, prière de compléter le questionnaire.</w:t>
       </w:r>
     </w:p>
     <w:p>
@@ -1015,60 +1015,7 @@
         <w:br/>
         <w:t xml:space="preserve">- Attention ! Le nombre de jours que OUSMANE SALL a travaillés par mois semble être inférieur à 15. Veuillez, s'il vous plaît, confirmer cette information. </w:t>
         <w:br/>
-        <w:t>- Avertissement! Nombre de mois que ABDOU SALL a exercé dans l'emploi au cours des 12 derniers mois est de 0 mois, veuillez corriger s'il vous plait.Nombre de mois exercé par ABDOU SALL dans l'emploi au cours des 12 derniers mois semble faible, veuillez corriger s'il vous plait ou comfirmer avec le QG. Attention ! Le nombre de jours que ABDOU SALL a travaillés par mois semble être inférieur à 15. Veuillez, s'il vous plaît, confirmer cette information. Avertissement!! Le montant de ABDOU SALL semble trop élevé pour un revenu net gagné par mois. Veuillez, s'il vous plaît, confirmer cette information avec le QG ou la corriger.</w:t>
-      </w:r>
-    </w:p>
-    <w:p>
-      <w:r>
-        <w:rPr>
-          <w:b/>
-          <w:color w:val="4672C4"/>
-          <w:sz w:val="22"/>
-        </w:rPr>
-        <w:t>&gt;&gt; Section7a2 - Repas pris a l'exterieur du menage</w:t>
-      </w:r>
-    </w:p>
-    <w:p>
-      <w:pPr>
-        <w:ind w:left="283"/>
-      </w:pPr>
-      <w:r>
-        <w:rPr>
-          <w:sz w:val="20"/>
-        </w:rPr>
-        <w:t xml:space="preserve">- La section sur le repas pris à l'extérieur du ménage du membre ABOU COUMBA SALL n'est pas renseignée à 100 %. Prière de vérifier l'ensemble des questions relatives à ce membre et de les renseigner en totalité. </w:t>
-        <w:br/>
-        <w:t xml:space="preserve">- La section sur le repas pris à l'extérieur du ménage du membre AISSATOU SOW n'est pas renseignée à 100 %. Prière de vérifier l'ensemble des questions relatives à ce membre et de les renseigner en totalité. </w:t>
-        <w:br/>
-        <w:t xml:space="preserve">- La section sur le repas pris à l'extérieur du ménage du membre AMADOU TIDIANE NAHIROU SALL n'est pas renseignée à 100 %. Prière de vérifier l'ensemble des questions relatives à ce membre et de les renseigner en totalité. </w:t>
-        <w:br/>
-        <w:t xml:space="preserve">- La section sur le repas pris à l'extérieur du ménage du membre ASSATOU BARRY n'est pas renseignée à 100 %. Prière de vérifier l'ensemble des questions relatives à ce membre et de les renseigner en totalité. </w:t>
-        <w:br/>
-        <w:t xml:space="preserve">- La section sur le repas pris à l'extérieur du ménage du membre ASTOU SY n'est pas renseignée à 100 %. Prière de vérifier l'ensemble des questions relatives à ce membre et de les renseigner en totalité. </w:t>
-        <w:br/>
-        <w:t xml:space="preserve">- La section sur le repas pris à l'extérieur du ménage du membre CHERIF SALL n'est pas renseignée à 100 %. Prière de vérifier l'ensemble des questions relatives à ce membre et de les renseigner en totalité. </w:t>
-        <w:br/>
-        <w:t xml:space="preserve">- La section sur le repas pris à l'extérieur du ménage du membre DIENABA SALL n'est pas renseignée à 100 %. Prière de vérifier l'ensemble des questions relatives à ce membre et de les renseigner en totalité. </w:t>
-        <w:br/>
-        <w:t xml:space="preserve">- La section sur le repas pris à l'extérieur du ménage du membre DIEYNABOU  SALL n'est pas renseignée à 100 %. Prière de vérifier l'ensemble des questions relatives à ce membre et de les renseigner en totalité. </w:t>
-        <w:br/>
-        <w:t xml:space="preserve">- La section sur le repas pris à l'extérieur du ménage du membre FATOUMATA SALL n'est pas renseignée à 100 %. Prière de vérifier l'ensemble des questions relatives à ce membre et de les renseigner en totalité. </w:t>
-        <w:br/>
-        <w:t xml:space="preserve">- La section sur le repas pris à l'extérieur du ménage du membre IBRAHIMA SALL n'est pas renseignée à 100 %. Prière de vérifier l'ensemble des questions relatives à ce membre et de les renseigner en totalité. </w:t>
-        <w:br/>
-        <w:t xml:space="preserve">- La section sur le repas pris à l'extérieur du ménage du membre IDY SALL n'est pas renseignée à 100 %. Prière de vérifier l'ensemble des questions relatives à ce membre et de les renseigner en totalité. </w:t>
-        <w:br/>
-        <w:t xml:space="preserve">- La section sur le repas pris à l'extérieur du ménage du membre KARDIATA KANE n'est pas renseignée à 100 %. Prière de vérifier l'ensemble des questions relatives à ce membre et de les renseigner en totalité. </w:t>
-        <w:br/>
-        <w:t xml:space="preserve">- La section sur le repas pris à l'extérieur du ménage du membre MADANI SALL n'est pas renseignée à 100 %. Prière de vérifier l'ensemble des questions relatives à ce membre et de les renseigner en totalité. </w:t>
-        <w:br/>
-        <w:t xml:space="preserve">- La section sur le repas pris à l'extérieur du ménage du membre MAIMOUNA SALL n'est pas renseignée à 100 %. Prière de vérifier l'ensemble des questions relatives à ce membre et de les renseigner en totalité. </w:t>
-        <w:br/>
-        <w:t xml:space="preserve">- La section sur le repas pris à l'extérieur du ménage du membre MARIAMA BA n'est pas renseignée à 100 %. Prière de vérifier l'ensemble des questions relatives à ce membre et de les renseigner en totalité. </w:t>
-        <w:br/>
-        <w:t xml:space="preserve">- La section sur le repas pris à l'extérieur du ménage du membre OUSMANE SALL n'est pas renseignée à 100 %. Prière de vérifier l'ensemble des questions relatives à ce membre et de les renseigner en totalité. </w:t>
-        <w:br/>
-        <w:t>- La section sur le repas pris à l'extérieur du ménage du membre TIDIANE SALL n'est pas renseignée à 100 %. Prière de vérifier l'ensemble des questions relatives à ce membre et de les renseigner en totalité.</w:t>
+        <w:t>- Avertissement!! Le montant de ABDOU SALL semble trop élevé pour un revenu net gagné par mois. Veuillez, s'il vous plaît, confirmer cette information avec le QG ou la corriger.</w:t>
       </w:r>
     </w:p>
     <w:p>
@@ -1089,7 +1036,7 @@
         <w:rPr>
           <w:sz w:val="20"/>
         </w:rPr>
-        <w:t>- Le ménage a consommé Ail mais les informations sur la quantité, l'unité ou la taille ne sont pas renseignées.Prière de renseigner. Le ménage a consommé Arachides pilées mais les informations sur la quantité, l'unité ou la taille ne sont pas renseignées.Prière de renseigner. Le ménage a consommé Aubergine   mais les informations sur la quantité, l'unité ou la taille ne sont pas renseignées.Prière de renseigner. Le ménage a consommé Aubergine sauvage  mais les informations sur la quantité, l'unité ou la taille ne sont pas renseignées.Prière de renseigner. Le ménage a consommé Beurre mais les informations sur la quantité, l'unité ou la taille ne sont pas renseignées.Prière de renseigner. Le ménage a consommé Biscuits mais les informations sur la quantité, l'unité ou la taille ne sont pas renseignées.Prière de renseigner. Le ménage a consommé Boissons gazeuses (Coca, Fanta, Vimto, Sprite, etc.) mais les informations sur la quantité, l'unité ou la taille ne sont pas renseignées.Prière de renseigner. Le ménage a consommé Capitaine frais mais les informations sur la quantité, l'unité ou la taille ne sont pas renseignées.Prière de renseigner. Le ménage a consommé Carotte mais les informations sur la quantité, l'unité ou la taille ne sont pas renseignées.Prière de renseigner. Le ménage a consommé Carpe séchée mais les informations sur la quantité, l'unité ou la taille ne sont pas renseignées.Prière de renseigner. Le ménage a consommé Chocolat pâte à tartiner mais les informations sur la quantité, l'unité ou la taille ne sont pas renseignées.Prière de renseigner. Le ménage a consommé Choux mais les informations sur la quantité, l'unité ou la taille ne sont pas renseignées.Prière de renseigner. Le ménage a consommé Citron mais les informations sur la quantité, l'unité ou la taille ne sont pas renseignées.Prière de renseigner. Le ménage a consommé Courge mais les informations sur la quantité, l'unité ou la taille ne sont pas renseignées.Prière de renseigner. Le ménage a consommé Cube alimentaire (Maggi, Jumbo, ) mais les informations sur la quantité, l'unité ou la taille ne sont pas renseignées.Prière de renseigner. Le ménage a consommé Farine de maïs mais les informations sur la quantité, l'unité ou la taille ne sont pas renseignées.Prière de renseigner. Le ménage a consommé Feuilles de  Haricot mais les informations sur la quantité, l'unité ou la taille ne sont pas renseignées.Prière de renseigner. Le ménage a consommé Feuilles de Epinar mais les informations sur la quantité, l'unité ou la taille ne sont pas renseignées.Prière de renseigner. Le ménage a consommé Feuilles de patate mais les informations sur la quantité, l'unité ou la taille ne sont pas renseignées.Prière de renseigner. Le ménage a consommé Gombo frais mais les informations sur la quantité, l'unité ou la taille ne sont pas renseignées.Prière de renseigner. Le ménage a consommé Huile d'arachide raffinée mais les informations sur la quantité, l'unité ou la taille ne sont pas renseignées.Prière de renseigner. Le ménage a consommé Lait en poudre mais les informations sur la quantité, l'unité ou la taille ne sont pas renseignées.Prière de renseigner. Le ménage a consommé Manioc en tubercules mais les informations sur la quantité, l'unité ou la taille ne sont pas renseignées.Prière de renseigner. Le ménage a consommé Mâchoiron séchée (Kon) mais les informations sur la quantité, l'unité ou la taille ne sont pas renseignées.Prière de renseigner. Le ménage a consommé Oignon frais mais les informations sur la quantité, l'unité ou la taille ne sont pas renseignées.Prière de renseigner. Le ménage a consommé Pain moderne (Baguette) mais les informations sur la quantité, l'unité ou la taille ne sont pas renseignées.Prière de renseigner. Le ménage a consommé Pain traditionnel (Baguette) mais les informations sur la quantité, l'unité ou la taille ne sont pas renseignées.Prière de renseigner. Le ménage a consommé Pastèque mais les informations sur la quantité, l'unité ou la taille ne sont pas renseignées.Prière de renseigner. Le ménage a consommé Patate douce mais les informations sur la quantité, l'unité ou la taille ne sont pas renseignées.Prière de renseigner. Le ménage a consommé Piment frais mais les informations sur la quantité, l'unité ou la taille ne sont pas renseignées.Prière de renseigner. Le ménage a consommé Piment séché mais les informations sur la quantité, l'unité ou la taille ne sont pas renseignées.Prière de renseigner. Le ménage a consommé Poisson frais type 11 mais les informations sur la quantité, l'unité ou la taille ne sont pas renseignées.Prière de renseigner. Le ménage a consommé Poisson frais type 9 mais les informations sur la quantité, l'unité ou la taille ne sont pas renseignées.Prière de renseigner. Le ménage a consommé Poivre mais les informations sur la quantité, l'unité ou la taille ne sont pas renseignées.Prière de renseigner. Le ménage a consommé Poivron frais mais les informations sur la quantité, l'unité ou la taille ne sont pas renseignées.Prière de renseigner. Le ménage a consommé Pomme de terre mais les informations sur la quantité, l'unité ou la taille ne sont pas renseignées.Prière de renseigner. Le ménage a consommé Pâte d'arachide mais les informations sur la quantité, l'unité ou la taille ne sont pas renseignées.Prière de renseigner. Le ménage a consommé Riz local Gambiaka mais les informations sur la quantité, l'unité ou la taille ne sont pas renseignées.Prière de renseigner. Le ménage a consommé Sel mais les informations sur la quantité, l'unité ou la taille ne sont pas renseignées.Prière de renseigner. Difficile de consommer le Sel en   prière de verifier. Le ménage a consommé Soumbala (moutarde africaine) mais les informations sur la quantité, l'unité ou la taille ne sont pas renseignées.Prière de renseigner. Le ménage a consommé Sucre en poudre  mais les informations sur la quantité, l'unité ou la taille ne sont pas renseignées.Prière de renseigner. Le ménage a consommé Tamarin noir mais les informations sur la quantité, l'unité ou la taille ne sont pas renseignées.Prière de renseigner. Le ménage a consommé Thé en sachet mais les informations sur la quantité, l'unité ou la taille ne sont pas renseignées.Prière de renseigner. Avertissement!!! Le ménage a consommé .a   de Thé en sachet, cette quantité semble anormale pour une consommation des 7 derniers jours.Les ménages consomment géneralement en sachet ou en paquet, prière de corriger ou de confirmer avec le QG. Le ménage a consommé Tomate fraîche mais les informations sur la quantité, l'unité ou la taille ne sont pas renseignées.Prière de renseigner. Le ménage a consommé Viande de bœuf: côte, entrecôte, bifteck mais les informations sur la quantité, l'unité ou la taille ne sont pas renseignées.Prière de renseigner. Le ménage a consommé Viande de bœuf: filet, faux-filet mais les informations sur la quantité, l'unité ou la taille ne sont pas renseignées.Prière de renseigner. Le ménage a consommé Vinaigre de vin mais les informations sur la quantité, l'unité ou la taille ne sont pas renseignées.Prière de renseigner. Le ménage a consommé Œufs frais mais les informations sur la quantité, l'unité ou la taille ne sont pas renseignées.Prière de renseigner.</w:t>
+        <w:t>- Attention ! Le prix unitaire d'achat (100 Fcfa) de Pain moderne (Baguette) en miche (Moyen) est relativement faible par rapport aux autres prix observés dans cette zone. Prière de corriger ou de confirmer avec le QG. Attention ! Le prix unitaire d'achat (25 Fcfa) de Poireau en Tas (Petit) est relativement faible par rapport aux autres prix observés dans cette zone. Prière de corriger ou de confirmer avec le QG. Avertissement!! La quantité (6.5 litre) du produit Huile d'arachide raffinée consommée  par le ménage semble très élevé, prière de corriger ou confirmer avec le QG. Avertissement!!! Le ménage a consommé 10.5 Kg taille unique de Sucre en poudre , cette quantité semble anormale pour une consommation des 7 derniers jours.Prière de corriger ou de confirmer avec le QG. Avertissement!!! Le ménage a consommé 12 Pièce Petit de Carpe séchée, cette quantité semble anormale pour une consommation des 7 derniers jours.Prière de corriger ou de confirmer avec le QG. Avertissement!!! Le ménage a consommé 26 Pièce Moyen de Capitaine frais, cette quantité semble anormale pour une consommation des 7 derniers jours.Prière de corriger ou de confirmer avec le QG. Attention ! Le prix unitaire d'achat (333.3333 Fcfa) de Capitaine frais en Pièce (Moyen) est relativement élevé par rapport aux autres prix observés dans cette zone. Prière de corriger ou de confirmer avec le QG. Avertissement!!! Le ménage a consommé 39 Cube Petit de Cube alimentaire (Maggi, Jumbo, ), cette quantité semble anormale pour une consommation des 7 derniers jours.Prière de corriger ou de confirmer avec le QG. Avertissement!!! Le ménage a consommé 8 Pièce Moyen de Poisson frais type 9, cette quantité semble anormale pour une consommation des 7 derniers jours.Prière de corriger ou de confirmer avec le QG. Avertissement!!!Le ménage a consommé 55 Morceau (Portion) de Moyen de Pain traditionnel (Baguette)  ce qui semble incoherent pour une consommation aucours des 7 derniers jours, prière de verifier et corriger. Avertissement!!!Le ménage a consommé 56 Sachets industriel de Petit de Biscuits  ce qui semble incoherent pour une consommation aucours des 7 derniers jours, prière de verifier et corriger. Incohérence!! Dans ce ménage, chaque individus consomme par jour 16.87801 Kg  de cereale; Prière de revoir les quantités prises de ces produits.</w:t>
       </w:r>
     </w:p>
     <w:p>
@@ -1154,11 +1101,7 @@
         <w:rPr>
           <w:sz w:val="20"/>
         </w:rPr>
-        <w:t xml:space="preserve">- Les informations sur ces entrepises non agricole manquent, prière de les renseigner. Le montant obtenus sur les services rendus par l'entreprise ##N/A## au cours des 30 derniers jours ou durant le dernier mois où l'entreprise a fonctionné n'a pas été renseigné, prière de mettre de 0 si l'entreprise n'a pas rendu de service. Prière de renseigner les montants dans les champs (s10q46 s10q47 s10q48 s10q49 s10q50 s10q51 s10q52 s10q53 s10q54 s10q55 s10q56 s10q57), mettre 0 si l'entreprise ##N/A## n'a pas effectué des dépenses ou faire des reventes des marchandises ou des produits ou rendre de service.Cette entreprise ##N/A## dit avoir obtenu une valeur sur les marchandises vendu en etat, les marchandises vendu après transformation et les services rendus. Prière de corriger. Cette entreprise ##N/A## dit avoir obtenu une valeur sur les marchandises vendu en etat et les marchandises vendu après transformation. La main d'oeuvre familiale pour IBRAHIMA SALL ayant travaillé dans cette entreprise ##N/A## aucours des 12 derniers mois n'est pas renseigner. Prière de reneigner toutes les informations qui lui concerne. La main d'oeuvre sariale de IBRAHIMA SALL ayant travaillé dans cette entreprise ##N/A## aucours des 30 derniers jours n'est pas renseigner. Prière de reneigner toutes les informations qui lui concerne. </w:t>
-        <w:br/>
-        <w:t xml:space="preserve">- Les informations sur ces entrepises non agricole manquent, prière de les renseigner. Le montant obtenus sur les services rendus par l'entreprise ##N/A## au cours des 30 derniers jours ou durant le dernier mois où l'entreprise a fonctionné n'a pas été renseigné, prière de mettre de 0 si l'entreprise n'a pas rendu de service. Prière de renseigner les montants dans les champs (s10q46 s10q47 s10q48 s10q49 s10q50 s10q51 s10q52 s10q53 s10q54 s10q55 s10q56 s10q57), mettre 0 si l'entreprise ##N/A## n'a pas effectué des dépenses ou faire des reventes des marchandises ou des produits ou rendre de service.Cette entreprise ##N/A## dit avoir obtenu une valeur sur les marchandises vendu en etat, les marchandises vendu après transformation et les services rendus. Prière de corriger. Cette entreprise ##N/A## dit avoir obtenu une valeur sur les marchandises vendu en etat et les marchandises vendu après transformation. La main d'oeuvre familiale pour OUMOU SALL ayant travaillé dans cette entreprise ##N/A## aucours des 12 derniers mois n'est pas renseigner. Prière de reneigner toutes les informations qui lui concerne. La main d'oeuvre sariale de OUMOU SALL ayant travaillé dans cette entreprise ##N/A## aucours des 30 derniers jours n'est pas renseigner. Prière de reneigner toutes les informations qui lui concerne. </w:t>
-        <w:br/>
-        <w:t>- Les informations sur ces entrepises non agricole manquent, prière de les renseigner. Le montant obtenus sur les services rendus par l'entreprise boutiquier au cours des 30 derniers jours ou durant le dernier mois où l'entreprise a fonctionné n'a pas été renseigné, prière de mettre de 0 si l'entreprise n'a pas rendu de service. Prière de renseigner les montants dans les champs (s10q46 s10q47 s10q48 s10q49 s10q50 s10q51 s10q52 s10q53 s10q54 s10q55 s10q56 s10q57), mettre 0 si l'entreprise boutiquier n'a pas effectué des dépenses ou faire des reventes des marchandises ou des produits ou rendre de service.Cette entreprise boutiquier dit avoir obtenu une valeur sur les marchandises vendu en etat, les marchandises vendu après transformation et les services rendus. Prière de corriger. Cette entreprise boutiquier dit avoir obtenu une valeur sur les marchandises vendu en etat et les marchandises vendu après transformation. L'entreprise boutiquier est généralement une entreprise commerciale ou de service dont elle ne depense pas en achat de matières premières.Elle ne transforme pas de produit donc ne peut pas obtenir un montant sur la vente des produits transformés (10.48 ou 10.49). Prière de mettre 0 pour ces questions si elles ne font pas de transformation. La main d'oeuvre familiale pour IDY SALL ayant travaillé dans cette entreprise boutiquier aucours des 12 derniers mois n'est pas renseigner. Prière de reneigner toutes les informations qui lui concerne. La main d'oeuvre sariale de IDY SALL ayant travaillé dans cette entreprise boutiquier aucours des 30 derniers jours n'est pas renseigner. Prière de reneigner toutes les informations qui lui concerne.</w:t>
+        <w:t>- Le montant dépensé de L'entreprise boutiquier pour l'achat de ces marchandises revendues en état, sans transformation ne peut être supérieur aux montants obtenus sur la revente de marchandises achetées et revendues en état au cours des 30 derniers jours ou durant le dernier mois où l'entreprise a fonctionné (s10q47 &gt; s10q46), prière de corriger.</w:t>
       </w:r>
     </w:p>
     <w:p>
@@ -1221,11 +1164,9 @@
         <w:rPr>
           <w:sz w:val="20"/>
         </w:rPr>
-        <w:t xml:space="preserve">- L'âge de celui qui a envoyé/donné de l'argent dans la section 13a (Transfert reçu) semble  élévé, prière de corriger ou confirmer ave le QG. </w:t>
+        <w:t xml:space="preserve">- Avertissement!! Le montant des transferts reçu par mois semble très élevé ou faible, peut-être que vous vous êtes trompés du choix de l'unité. </w:t>
         <w:br/>
-        <w:t xml:space="preserve">- L'âge de celui qui a envoyé/donné de l'argent dans la section 13a (Transfert reçu) semble  élévé, prière de corriger ou confirmer ave le QG. </w:t>
-        <w:br/>
-        <w:t>- L'âge de celui qui a envoyé/donné de l'argent dans la section 13a (Transfert reçu) semble  élévé, prière de corriger ou confirmer ave le QG.</w:t>
+        <w:t>- Avertissement!! Le montant des transferts reçu par mois semble très élevé ou faible, peut-être que vous vous êtes trompés du choix de l'unité.</w:t>
       </w:r>
     </w:p>
     <w:p>
@@ -1246,11 +1187,11 @@
         <w:rPr>
           <w:sz w:val="20"/>
         </w:rPr>
-        <w:t xml:space="preserve">- La quantité de fumure appliquée dans la parcelle CHAMP D'ARACHIDE est de 98  qui semble élevé ou ne sait pas, prière de fournir d'effort pour estimer la quantité afin de corriger. Nous constatons que la question qui porte sur la mésure du champs de la parcelle CHAMP D'ARACHIDE n'a pas été renseigné, la collecte était-il encours ou s'agit-il de quoi ? prière de verifier et corriger. Le document légal (titre, acte, certificat etc. ) qui affirme votre possession de la parcelle CHAMP D'ARACHIDE est  et semble exister dans les modalités, prière de prendre attache avec le QG pour plus d'explication afin de la classer bien. </w:t>
+        <w:t xml:space="preserve">- La superficie de la parcelle CHAMP D'ARACHIDE selon l'exploitant est de 250000 Mètre Carré (m^2) qui semble élevé ou l'estimation ne semble pas bonne. Prière de corriger. La superficie de la parcelle CHAMP D'ARACHIDE selon les mesures GPS est de 5610.72 hectare qui semble élevé ou faible, prière de corriger. Le document légal (titre, acte, certificat etc. ) qui affirme votre possession de la parcelle CHAMP D'ARACHIDE est  et semble exister dans les modalités, prière de prendre attache avec le QG pour plus d'explication afin de la classer bien. </w:t>
         <w:br/>
-        <w:t xml:space="preserve">- La superficie de la parcelle CHAMP D'ARACHIDE selon l'exploitant est de 250000 Mètre Carré (m^2) qui semble élevé ou l'estimation ne semble pas bonne. Prière de corriger. Nous constatons que la question qui porte sur la mésure du champs de la parcelle CHAMP D'ARACHIDE n'a pas été renseigné, la collecte était-il encours ou s'agit-il de quoi ? prière de verifier et corriger. Le document légal (titre, acte, certificat etc. ) qui affirme votre possession de la parcelle CHAMP D'ARACHIDE est  et semble exister dans les modalités, prière de prendre attache avec le QG pour plus d'explication afin de la classer bien. </w:t>
+        <w:t xml:space="preserve">- La superficie de la parcelle CHAMP D'ARACHIDE selon les mesures GPS est de 1687.54 hectare qui semble élevé ou faible, prière de corriger. Le document légal (titre, acte, certificat etc. ) qui affirme votre possession de la parcelle CHAMP D'ARACHIDE est  et semble exister dans les modalités, prière de prendre attache avec le QG pour plus d'explication afin de la classer bien. </w:t>
         <w:br/>
-        <w:t>- Nous constatons que la question qui porte sur la mésure du champs de la parcelle CHAMP D'ARACHIDE n'a pas été renseigné, la collecte était-il encours ou s'agit-il de quoi ? prière de verifier et corriger. Le document légal (titre, acte, certificat etc. ) qui affirme votre possession de la parcelle CHAMP D'ARACHIDE est  et semble exister dans les modalités, prière de prendre attache avec le QG pour plus d'explication afin de la classer bien.</w:t>
+        <w:t>- La superficie de la parcelle CHAMP D'ARACHIDE selon les mesures GPS est de 5342.73 hectare qui semble élevé ou faible, prière de corriger. Le document légal (titre, acte, certificat etc. ) qui affirme votre possession de la parcelle CHAMP D'ARACHIDE est  et semble exister dans les modalités, prière de prendre attache avec le QG pour plus d'explication afin de la classer bien.</w:t>
       </w:r>
     </w:p>
     <w:p>
@@ -1271,25 +1212,9 @@
         <w:rPr>
           <w:sz w:val="20"/>
         </w:rPr>
-        <w:t xml:space="preserve">- Prière de renseigner toutes les questions de la section 19, prière de prendre Non (s19q03) au cas ou le ménage ne possède cet article au lieu de laisser le champs non renseigner. </w:t>
+        <w:t xml:space="preserve">- Attention ! Faucheuse a été achété à 6500 Fcfa est relativement élevé par rapport aux autres prix d'achat observés dans cette zone. Prière de corriger ou de confirmer avec le QG. Attention ! Faucheuse a été revendu à 6500 Fcfa qui est relativement élevé par rapport aux autres prix de revente observés dans cette zone. Prière de corriger ou de confirmer avec le QG. </w:t>
         <w:br/>
-        <w:t xml:space="preserve">- Prière de renseigner toutes les questions de la section 19, prière de prendre Non (s19q03) au cas ou le ménage ne possède cet article au lieu de laisser le champs non renseigner. </w:t>
-        <w:br/>
-        <w:t xml:space="preserve">- Prière de renseigner toutes les questions de la section 19, prière de prendre Non (s19q03) au cas ou le ménage ne possède cet article au lieu de laisser le champs non renseigner. </w:t>
-        <w:br/>
-        <w:t xml:space="preserve">- Prière de renseigner toutes les questions de la section 19, prière de prendre Non (s19q03) au cas ou le ménage ne possède cet article au lieu de laisser le champs non renseigner. </w:t>
-        <w:br/>
-        <w:t xml:space="preserve">- Prière de renseigner toutes les questions de la section 19, prière de prendre Non (s19q03) au cas ou le ménage ne possède cet article au lieu de laisser le champs non renseigner. </w:t>
-        <w:br/>
-        <w:t xml:space="preserve">- Prière de renseigner toutes les questions de la section 19, prière de prendre Non (s19q03) au cas ou le ménage ne possède cet article au lieu de laisser le champs non renseigner. </w:t>
-        <w:br/>
-        <w:t xml:space="preserve">- Prière de renseigner toutes les questions de la section 19, prière de prendre Non (s19q03) au cas ou le ménage ne possède cet article au lieu de laisser le champs non renseigner. </w:t>
-        <w:br/>
-        <w:t xml:space="preserve">- Prière de renseigner toutes les questions de la section 19, prière de prendre Non (s19q03) au cas ou le ménage ne possède cet article au lieu de laisser le champs non renseigner. </w:t>
-        <w:br/>
-        <w:t xml:space="preserve">- Prière de renseigner toutes les questions de la section 19, prière de prendre Non (s19q03) au cas ou le ménage ne possède cet article au lieu de laisser le champs non renseigner. </w:t>
-        <w:br/>
-        <w:t>- Prière de renseigner toutes les questions de la section 19, prière de prendre Non (s19q03) au cas ou le ménage ne possède cet article au lieu de laisser le champs non renseigner.</w:t>
+        <w:t>- Attention ! Houe/daba/hilaire a été achété à 6000 Fcfa est relativement élevé par rapport aux autres prix d'achat observés dans cette zone. Prière de corriger ou de confirmer avec le QG. Attention ! Houe/daba/hilaire a été revendu à 6000 Fcfa qui est relativement élevé par rapport aux autres prix de revente observés dans cette zone. Prière de corriger ou de confirmer avec le QG.</w:t>
       </w:r>
     </w:p>
     <w:p>
@@ -1614,27 +1539,6 @@
           <w:color w:val="4672C4"/>
           <w:sz w:val="22"/>
         </w:rPr>
-        <w:t>&gt;&gt; Section0 - Identification et renseignements de controle</w:t>
-      </w:r>
-    </w:p>
-    <w:p>
-      <w:pPr>
-        <w:ind w:left="283"/>
-      </w:pPr>
-      <w:r>
-        <w:rPr>
-          <w:sz w:val="20"/>
-        </w:rPr>
-        <w:t>- Vous avez declaré que le questionnaire est complètement fini mais le questionnaire est en statut partiel, prière de mettre le questionnaire en statut complet s'il est fini.</w:t>
-      </w:r>
-    </w:p>
-    <w:p>
-      <w:r>
-        <w:rPr>
-          <w:b/>
-          <w:color w:val="4672C4"/>
-          <w:sz w:val="22"/>
-        </w:rPr>
         <w:t>&gt;&gt; Section1 - Caracteristiques des membres</w:t>
       </w:r>
     </w:p>
@@ -1698,7 +1602,7 @@
         <w:rPr>
           <w:sz w:val="20"/>
         </w:rPr>
-        <w:t>- Attention ! Le prix unitaire d'achat (150 Fcfa) de Pâte d'arachide en Sachets (Petit) est relativement élevé par rapport aux autres prix observés dans cette zone. Prière de corriger ou de confirmer avec le QG. Attention ! Le prix unitaire d'achat (25 Fcfa) de Citron en Pièce (Moyen) est relativement faible par rapport aux autres prix observés dans cette zone. Prière de corriger ou de confirmer avec le QG. Attention ! Le prix unitaire d'achat (25 Fcfa) de Tamarin noir en Sachets (Petit) est relativement faible par rapport aux autres prix observés dans cette zone. Prière de corriger ou de confirmer avec le QG. Avertissement!! le prix unitaire (100 Fcfa) de Thé en sachet (unité: Sachets) de taille Petit est très faible ou élevé. Prière de corriger ou de confirmer avec le QG. Avertissement!!! Le ménage a consommé 15 Pièce Moyen de Capitaine frais, cette quantité semble anormale pour une consommation des 7 derniers jours.Prière de corriger ou de confirmer avec le QG. Avertissement!!! Le ménage a consommé 18 Sachets Petit de Sucre en poudre , cette quantité semble anormale pour une consommation des 7 derniers jours.Prière de corriger ou de confirmer avec le QG. Incoherence!!! Le ménage a consommé 2 Cuillère Moyen de Autres farines de céréales, cette quantité semble anormale pour une consommation des 7 derniers jours, prière de verifier et corriger. Incohérence!! Dans ce ménage, chaque individus consomme par jour 38.91857 Kg  de cereale; Prière de revoir les quantités prises de ces produits. Incohérence!! Dans ce ménage, chaque individus consomme par jour 38.91857 Kg  de cereale; Prière de revoir les quantités prises de ces produits. Attention ! Le prix unitaire d'achat (800 Fcfa) de Farine de mil en Kg (taille unique) est relativement élevé par rapport aux autres prix observés dans cette zone. Prière de corriger ou de confirmer avec le QG. Le prix d'achat unitaire (1 Fcfa) de Beurre en Sachets de taille Petit  est invraisemblable, prière de regarder les reponses prises dans les questions s07bq07a s07bq07b s07bq07c s07bq08 pour mieux corriger.</w:t>
+        <w:t>- Attention ! Le prix unitaire d'achat (50 Fcfa) de Cube alimentaire (Maggi, Jumbo, ) en Cube (Petit) est relativement élevé par rapport aux autres prix observés dans cette zone. Prière de corriger ou de confirmer avec le QG. Avertissement!! le prix unitaire (100 Fcfa) de Thé en sachet (unité: Sachets) de taille Petit est très faible ou élevé. Prière de corriger ou de confirmer avec le QG. Avertissement!!! Le ménage a consommé 15 Pièce Moyen de Capitaine frais, cette quantité semble anormale pour une consommation des 7 derniers jours.Prière de corriger ou de confirmer avec le QG. Avertissement!!! Le ménage a consommé 18 Sachets Petit de Sucre en poudre , cette quantité semble anormale pour une consommation des 7 derniers jours.Prière de corriger ou de confirmer avec le QG. Incoherence!!! Le ménage a consommé 2 Cuillère Moyen de Autres farines de céréales, cette quantité semble anormale pour une consommation des 7 derniers jours, prière de verifier et corriger. Incohérence!! Dans ce ménage, chaque individus consomme par jour 62.82163 Kg  de cereale; Prière de revoir les quantités prises de ces produits. Incohérence!! Dans ce ménage, chaque individus consomme par jour 62.82163 Kg  de cereale; Prière de revoir les quantités prises de ces produits. Attention ! Le prix unitaire d'achat (800 Fcfa) de Farine de mil en Kg (taille unique) est relativement élevé par rapport aux autres prix observés dans cette zone. Prière de corriger ou de confirmer avec le QG. Le prix d'achat unitaire (1 Fcfa) de Beurre en Sachets de taille Petit  est invraisemblable, prière de regarder les reponses prises dans les questions s07bq07a s07bq07b s07bq07c s07bq08 pour mieux corriger. Attention ! Le prix unitaire d'achat (1 Fcfa) de Beurre en Sachets (Petit) est relativement faible par rapport aux autres prix observés dans cette zone. Prière de corriger ou de confirmer avec le QG.</w:t>
       </w:r>
     </w:p>
     <w:p>
@@ -2160,7 +2064,7 @@
         <w:rPr>
           <w:sz w:val="20"/>
         </w:rPr>
-        <w:t>- Prière de renseigner toutes les informations du ménage dans la section 0 avant d'entamer les autres informations.</w:t>
+        <w:t>- Le questionnaire semble ne pas être complètement fini mais le questionnaire est en statut complet, prière de compléter le questionnaire.</w:t>
       </w:r>
     </w:p>
     <w:p>
@@ -2233,7 +2137,7 @@
         <w:rPr>
           <w:sz w:val="20"/>
         </w:rPr>
-        <w:t>- Avertissement!! le prix unitaire (100 Fcfa) de Thé en sachet (unité: Sachets) de taille Petit est très faible ou élevé. Prière de corriger ou de confirmer avec le QG. Avertissement!!! Le ménage a consommé 15 Pièce Moyen de Capitaine frais, cette quantité semble anormale pour une consommation des 7 derniers jours.Prière de corriger ou de confirmer avec le QG. Avertissement!!! Le ménage a consommé 21 Verre ( à thé) taille unique de Sucre en poudre , cette quantité semble anormale pour une consommation des 7 derniers jours.Prière de corriger ou de confirmer avec le QG. Avertissement!!! Le ménage a consommé 9 Pièce Moyen de Carpe séchée, cette quantité semble anormale pour une consommation des 7 derniers jours.Prière de corriger ou de confirmer avec le QG. Incohérence!! Dans ce ménage, chaque individus consomme par jour 37.70833 Kg  de cereale; Prière de revoir les quantités prises de ces produits. Incohérence!! Dans ce ménage, chaque individus consomme par jour 37.70833 Kg  de cereale; Prière de revoir les quantités prises de ces produits.</w:t>
+        <w:t>- Attention ! Le prix unitaire d'achat (100 Fcfa) de Aubergine sauvage  en Pièce (Petit) est relativement élevé par rapport aux autres prix observés dans cette zone. Prière de corriger ou de confirmer avec le QG. Attention ! Le prix unitaire d'achat (200 Fcfa) de Lait caillé en Sachets (Petit) est relativement élevé par rapport aux autres prix observés dans cette zone. Prière de corriger ou de confirmer avec le QG. Attention ! Le prix unitaire d'achat (25 Fcfa) de Poireau en Tas (Petit) est relativement faible par rapport aux autres prix observés dans cette zone. Prière de corriger ou de confirmer avec le QG. Attention ! Le prix unitaire d'achat (25 Fcfa) de Poivre en Sachets (Petit) est relativement faible par rapport aux autres prix observés dans cette zone. Prière de corriger ou de confirmer avec le QG. Attention ! Le prix unitaire d'achat (50 Fcfa) de Cube alimentaire (Maggi, Jumbo, ) en Cube (Petit) est relativement élevé par rapport aux autres prix observés dans cette zone. Prière de corriger ou de confirmer avec le QG. Avertissement!! le prix unitaire (100 Fcfa) de Thé en sachet (unité: Sachets) de taille Petit est très faible ou élevé. Prière de corriger ou de confirmer avec le QG. Avertissement!!! Le ménage a consommé 15 Pièce Moyen de Capitaine frais, cette quantité semble anormale pour une consommation des 7 derniers jours.Prière de corriger ou de confirmer avec le QG. Attention ! Le prix unitaire d'achat (200 Fcfa) de Capitaine frais en Pièce (Moyen) est relativement élevé par rapport aux autres prix observés dans cette zone. Prière de corriger ou de confirmer avec le QG. Avertissement!!! Le ménage a consommé 21 Verre ( à thé) taille unique de Sucre en poudre , cette quantité semble anormale pour une consommation des 7 derniers jours.Prière de corriger ou de confirmer avec le QG. Avertissement!!! Le ménage a consommé 9 Pièce Moyen de Carpe séchée, cette quantité semble anormale pour une consommation des 7 derniers jours.Prière de corriger ou de confirmer avec le QG. Attention ! Le prix unitaire d'achat (75 Fcfa) de Carpe séchée en Pièce (Moyen) est relativement faible par rapport aux autres prix observés dans cette zone. Prière de corriger ou de confirmer avec le QG. Incohérence!! Dans ce ménage, chaque individus consomme par jour 63.81548 Kg  de cereale; Prière de revoir les quantités prises de ces produits. Incohérence!! Dans ce ménage, chaque individus consomme par jour 63.81548 Kg  de cereale; Prière de revoir les quantités prises de ces produits.</w:t>
       </w:r>
     </w:p>
     <w:p>
@@ -2296,7 +2200,7 @@
         <w:rPr>
           <w:sz w:val="20"/>
         </w:rPr>
-        <w:t>- Avertissement!!! Le ménage de HOURAYE DIOP a comme taille 6 personnes dont ils vivent à KOLDA Urbain et aucune d'entre ne possède une entreprise non agricole, prière de revoir cette partie de la section 10 de ce menage.</w:t>
+        <w:t>- Avertissement!!! Le ménage de ABDOUL NDONG a comme taille 6 personnes dont ils vivent à KOLDA Urbain et aucune d'entre ne possède une entreprise non agricole, prière de revoir cette partie de la section 10 de ce menage.</w:t>
       </w:r>
     </w:p>
     <w:p>
@@ -2359,7 +2263,7 @@
         <w:rPr>
           <w:sz w:val="20"/>
         </w:rPr>
-        <w:t>- La section 16 du ménage de HOURAYE DIOP n'est pas renseigné, prière de renseigner.</w:t>
+        <w:t>- La section 16 du ménage de ABDOUL NDONG n'est pas renseigné, prière de renseigner.</w:t>
       </w:r>
     </w:p>
     <w:p>
@@ -2775,7 +2679,7 @@
           <w:color w:val="4672C4"/>
           <w:sz w:val="22"/>
         </w:rPr>
-        <w:t>&gt;&gt; Section4b - Emploi - Activite principale</w:t>
+        <w:t>&gt;&gt; Section7b - Consommation alimentaire - 7 jours</w:t>
       </w:r>
     </w:p>
     <w:p>
@@ -2786,7 +2690,7 @@
         <w:rPr>
           <w:sz w:val="20"/>
         </w:rPr>
-        <w:t>- ||  AvertissementABDOUL DIALLO  travaille mais les questions relatives à son emploi principal ne sont pas renseignées à 100%, prière de les renseigner. Vous avez sélectionné l'option 'Ne sait pas' pour la catégorie socioprofessionnelle de ABDOUL DIALLO ou vous ne l'avez pas renseigné. prière de corriger.</w:t>
+        <w:t>- Attention ! Le prix unitaire d'achat (14.28571 Fcfa) de Carotte en Pièce (Moyen) est relativement faible par rapport aux autres prix observés dans cette zone. Prière de corriger ou de confirmer avec le QG. Attention ! Le prix unitaire d'achat (150 Fcfa) de Choux en Morceau (Portion) (Moyen) est relativement élevé par rapport aux autres prix observés dans cette zone. Prière de corriger ou de confirmer avec le QG. Attention ! Le prix unitaire d'achat (25 Fcfa) de Poireau en Tas (Petit) est relativement faible par rapport aux autres prix observés dans cette zone. Prière de corriger ou de confirmer avec le QG. Avertissement!! le prix unitaire (100 Fcfa) de Thé en sachet (unité: Sachets) de taille Petit est très faible ou élevé. Prière de corriger ou de confirmer avec le QG. Avertissement!!! Le ménage a consommé 12 Pièce Moyen de Carpe séchée, cette quantité semble anormale pour une consommation des 7 derniers jours.Prière de corriger ou de confirmer avec le QG. Avertissement!!! Le ménage a consommé 39 Cuillère Petit de Sel, cette quantité semble anormale pour une consommation des 7 derniers jours.Prière de corriger ou de confirmer avec le QG. Avertissement!!! Le ménage a consommé 4 Cuillère Moyen de Pâte d'arachide, cette quantité semble anormale pour une consommation des 7 derniers jours. Etes vous sur d'avoir selectionner la bonne unitée ? prière de verifier et corriger. Avertissement!!! Le ménage a consommé 41 Cube Petit de Cube alimentaire (Maggi, Jumbo, ), cette quantité semble anormale pour une consommation des 7 derniers jours.Prière de corriger ou de confirmer avec le QG. Attention ! Le prix unitaire d'achat (25 Fcfa) de Cube alimentaire (Maggi, Jumbo, ) en Cube (Petit) est relativement faible par rapport aux autres prix observés dans cette zone. Prière de corriger ou de confirmer avec le QG. Avertissement!!! Le ménage a consommé 8 Pièce Moyen de Capitaine frais, cette quantité semble anormale pour une consommation des 7 derniers jours.Prière de corriger ou de confirmer avec le QG. Attention ! Le prix unitaire d'achat (250 Fcfa) de Capitaine frais en Pièce (Moyen) est relativement élevé par rapport aux autres prix observés dans cette zone. Prière de corriger ou de confirmer avec le QG. Avertissement!!!Le ménage a consommé 70 miche de Moyen de Pain traditionnel (Baguette)  ce qui semble incoherent pour une consommation aucours des 7 derniers jours, prière de verifier et corriger. Incohérence!! Dans ce ménage, chaque individus consomme par jour 17.26658 Kg  de cereale; Prière de revoir les quantités prises de ces produits.</w:t>
       </w:r>
     </w:p>
     <w:p>
@@ -2920,11 +2824,1110 @@
         <w:rPr>
           <w:sz w:val="20"/>
         </w:rPr>
-        <w:t xml:space="preserve">- Attention ! Faucheuse a été achété à 1500 Fcfa est relativement élevé par rapport aux autres prix d'achat observés dans cette zone. Prière de corriger ou de confirmer avec le QG. </w:t>
-        <w:br/>
         <w:t xml:space="preserve">- Incohérence!! Le prix de revente de Houe asine dans cette section 19 ne doit pas être égal 0 même si le ménage l'a reçu en cadeau prière de leurs aider à faire une estimation. </w:t>
         <w:br/>
         <w:t>- Incohérence!! Le prix de revente de Machette dans cette section 19 ne doit pas être égal 0 même si le ménage l'a reçu en cadeau prière de leurs aider à faire une estimation.</w:t>
+      </w:r>
+    </w:p>
+    <w:p>
+      <w:r>
+        <w:t>________________________________________________________________________________</w:t>
+      </w:r>
+    </w:p>
+    <w:p>
+      <w:pPr>
+        <w:pStyle w:val="Heading2"/>
+      </w:pPr>
+      <w:r>
+        <w:t>Menage 6</w:t>
+      </w:r>
+    </w:p>
+    <w:tbl>
+      <w:tblPr>
+        <w:tblStyle w:val="TableGrid"/>
+        <w:tblW w:type="auto" w:w="0"/>
+        <w:tblLook w:firstColumn="1" w:firstRow="1" w:lastColumn="0" w:lastRow="0" w:noHBand="0" w:noVBand="1" w:val="04A0"/>
+      </w:tblPr>
+      <w:tblGrid>
+        <w:gridCol w:w="1662"/>
+        <w:gridCol w:w="1662"/>
+        <w:gridCol w:w="1662"/>
+        <w:gridCol w:w="1662"/>
+        <w:gridCol w:w="1662"/>
+        <w:gridCol w:w="1662"/>
+      </w:tblGrid>
+      <w:tr>
+        <w:tc>
+          <w:tcPr>
+            <w:tcW w:type="dxa" w:w="1662"/>
+            <w:shd w:fill="5B9BD5"/>
+          </w:tcPr>
+          <w:p>
+            <w:r>
+              <w:rPr>
+                <w:b/>
+                <w:color w:val="FFFFFF"/>
+                <w:sz w:val="16"/>
+              </w:rPr>
+              <w:t>Interview Key</w:t>
+            </w:r>
+          </w:p>
+        </w:tc>
+        <w:tc>
+          <w:tcPr>
+            <w:tcW w:type="dxa" w:w="1662"/>
+            <w:shd w:fill="5B9BD5"/>
+          </w:tcPr>
+          <w:p>
+            <w:r>
+              <w:rPr>
+                <w:b/>
+                <w:color w:val="FFFFFF"/>
+                <w:sz w:val="16"/>
+              </w:rPr>
+              <w:t>Interview ID</w:t>
+            </w:r>
+          </w:p>
+        </w:tc>
+        <w:tc>
+          <w:tcPr>
+            <w:tcW w:type="dxa" w:w="1662"/>
+            <w:shd w:fill="5B9BD5"/>
+          </w:tcPr>
+          <w:p>
+            <w:r>
+              <w:rPr>
+                <w:b/>
+                <w:color w:val="FFFFFF"/>
+                <w:sz w:val="16"/>
+              </w:rPr>
+              <w:t>ID Agent</w:t>
+            </w:r>
+          </w:p>
+        </w:tc>
+        <w:tc>
+          <w:tcPr>
+            <w:tcW w:type="dxa" w:w="1662"/>
+            <w:shd w:fill="5B9BD5"/>
+          </w:tcPr>
+          <w:p>
+            <w:r>
+              <w:rPr>
+                <w:b/>
+                <w:color w:val="FFFFFF"/>
+                <w:sz w:val="16"/>
+              </w:rPr>
+              <w:t>ID Equipe</w:t>
+            </w:r>
+          </w:p>
+        </w:tc>
+        <w:tc>
+          <w:tcPr>
+            <w:tcW w:type="dxa" w:w="1662"/>
+            <w:shd w:fill="5B9BD5"/>
+          </w:tcPr>
+          <w:p>
+            <w:r>
+              <w:rPr>
+                <w:b/>
+                <w:color w:val="FFFFFF"/>
+                <w:sz w:val="16"/>
+              </w:rPr>
+              <w:t>Agent</w:t>
+            </w:r>
+          </w:p>
+        </w:tc>
+        <w:tc>
+          <w:tcPr>
+            <w:tcW w:type="dxa" w:w="1662"/>
+            <w:shd w:fill="5B9BD5"/>
+          </w:tcPr>
+          <w:p>
+            <w:r>
+              <w:rPr>
+                <w:b/>
+                <w:color w:val="FFFFFF"/>
+                <w:sz w:val="16"/>
+              </w:rPr>
+              <w:t>Chef d'equipe</w:t>
+            </w:r>
+          </w:p>
+        </w:tc>
+      </w:tr>
+      <w:tr>
+        <w:tc>
+          <w:tcPr>
+            <w:tcW w:type="dxa" w:w="1662"/>
+          </w:tcPr>
+          <w:p>
+            <w:r>
+              <w:rPr>
+                <w:sz w:val="14"/>
+              </w:rPr>
+              <w:t>86-90-16-99</w:t>
+            </w:r>
+          </w:p>
+        </w:tc>
+        <w:tc>
+          <w:tcPr>
+            <w:tcW w:type="dxa" w:w="1662"/>
+          </w:tcPr>
+          <w:p>
+            <w:r>
+              <w:rPr>
+                <w:sz w:val="14"/>
+              </w:rPr>
+              <w:t>6c79a34905d54ae597866a508d88df9a</w:t>
+            </w:r>
+          </w:p>
+        </w:tc>
+        <w:tc>
+          <w:tcPr>
+            <w:tcW w:type="dxa" w:w="1662"/>
+          </w:tcPr>
+          <w:p>
+            <w:r>
+              <w:rPr>
+                <w:sz w:val="14"/>
+              </w:rPr>
+              <w:t>EQ33_enq3</w:t>
+            </w:r>
+          </w:p>
+        </w:tc>
+        <w:tc>
+          <w:tcPr>
+            <w:tcW w:type="dxa" w:w="1662"/>
+          </w:tcPr>
+          <w:p>
+            <w:r>
+              <w:rPr>
+                <w:sz w:val="14"/>
+              </w:rPr>
+              <w:t>Equipe33</w:t>
+            </w:r>
+          </w:p>
+        </w:tc>
+        <w:tc>
+          <w:tcPr>
+            <w:tcW w:type="dxa" w:w="1662"/>
+          </w:tcPr>
+          <w:p>
+            <w:r>
+              <w:rPr>
+                <w:sz w:val="14"/>
+              </w:rPr>
+              <w:t>Abdou Gadiry DIALLO</w:t>
+            </w:r>
+          </w:p>
+        </w:tc>
+        <w:tc>
+          <w:tcPr>
+            <w:tcW w:type="dxa" w:w="1662"/>
+          </w:tcPr>
+          <w:p>
+            <w:r>
+              <w:rPr>
+                <w:sz w:val="14"/>
+              </w:rPr>
+              <w:t>Salimatou DIALLO</w:t>
+            </w:r>
+          </w:p>
+        </w:tc>
+      </w:tr>
+    </w:tbl>
+    <w:p/>
+    <w:tbl>
+      <w:tblPr>
+        <w:tblStyle w:val="TableGrid"/>
+        <w:tblW w:type="auto" w:w="0"/>
+        <w:tblLook w:firstColumn="1" w:firstRow="1" w:lastColumn="0" w:lastRow="0" w:noHBand="0" w:noVBand="1" w:val="04A0"/>
+      </w:tblPr>
+      <w:tblGrid>
+        <w:gridCol w:w="3324"/>
+        <w:gridCol w:w="3324"/>
+        <w:gridCol w:w="3324"/>
+      </w:tblGrid>
+      <w:tr>
+        <w:tc>
+          <w:tcPr>
+            <w:tcW w:type="dxa" w:w="3324"/>
+            <w:shd w:fill="70AD47"/>
+          </w:tcPr>
+          <w:p>
+            <w:r>
+              <w:rPr>
+                <w:b/>
+                <w:color w:val="FFFFFF"/>
+                <w:sz w:val="18"/>
+              </w:rPr>
+              <w:t>Chef de Menage</w:t>
+            </w:r>
+          </w:p>
+        </w:tc>
+        <w:tc>
+          <w:tcPr>
+            <w:tcW w:type="dxa" w:w="3324"/>
+            <w:shd w:fill="70AD47"/>
+          </w:tcPr>
+          <w:p>
+            <w:r>
+              <w:rPr>
+                <w:b/>
+                <w:color w:val="FFFFFF"/>
+                <w:sz w:val="18"/>
+              </w:rPr>
+              <w:t>Quartier/Village (s00q05)</w:t>
+            </w:r>
+          </w:p>
+        </w:tc>
+        <w:tc>
+          <w:tcPr>
+            <w:tcW w:type="dxa" w:w="3324"/>
+            <w:shd w:fill="70AD47"/>
+          </w:tcPr>
+          <w:p>
+            <w:r>
+              <w:rPr>
+                <w:b/>
+                <w:color w:val="FFFFFF"/>
+                <w:sz w:val="18"/>
+              </w:rPr>
+              <w:t>Localisation GPS</w:t>
+            </w:r>
+          </w:p>
+        </w:tc>
+      </w:tr>
+      <w:tr>
+        <w:tc>
+          <w:tcPr>
+            <w:tcW w:type="dxa" w:w="3324"/>
+          </w:tcPr>
+          <w:p>
+            <w:r>
+              <w:rPr>
+                <w:sz w:val="18"/>
+              </w:rPr>
+              <w:t>MAMADOU BA</w:t>
+            </w:r>
+          </w:p>
+        </w:tc>
+        <w:tc>
+          <w:tcPr>
+            <w:tcW w:type="dxa" w:w="3324"/>
+          </w:tcPr>
+          <w:p>
+            <w:r>
+              <w:rPr>
+                <w:sz w:val="18"/>
+              </w:rPr>
+              <w:t>N/A</w:t>
+            </w:r>
+          </w:p>
+        </w:tc>
+        <w:tc>
+          <w:tcPr>
+            <w:tcW w:type="dxa" w:w="3324"/>
+          </w:tcPr>
+          <w:p>
+            <w:r/>
+            <w:hyperlink r:id="rId13">
+              <w:r>
+                <w:rPr>
+                  <w:color w:val="0563C1"/>
+                  <w:u w:val="single"/>
+                </w:rPr>
+                <w:t>Nere khaw</w:t>
+              </w:r>
+            </w:hyperlink>
+          </w:p>
+        </w:tc>
+      </w:tr>
+    </w:tbl>
+    <w:p/>
+    <w:p>
+      <w:r>
+        <w:rPr>
+          <w:b/>
+          <w:color w:val="4672C4"/>
+          <w:sz w:val="22"/>
+        </w:rPr>
+        <w:t>&gt;&gt; Section0 - Identification et renseignements de controle</w:t>
+      </w:r>
+    </w:p>
+    <w:p>
+      <w:pPr>
+        <w:ind w:left="283"/>
+      </w:pPr>
+      <w:r>
+        <w:rPr>
+          <w:sz w:val="20"/>
+        </w:rPr>
+        <w:t>- Le questionnaire semble ne pas être complètement fini mais le questionnaire est en statut complet, prière de compléter le questionnaire.</w:t>
+      </w:r>
+    </w:p>
+    <w:p>
+      <w:r>
+        <w:rPr>
+          <w:b/>
+          <w:color w:val="4672C4"/>
+          <w:sz w:val="22"/>
+        </w:rPr>
+        <w:t>&gt;&gt; Section1 - Caracteristiques des membres</w:t>
+      </w:r>
+    </w:p>
+    <w:p>
+      <w:pPr>
+        <w:ind w:left="283"/>
+      </w:pPr>
+      <w:r>
+        <w:rPr>
+          <w:sz w:val="20"/>
+        </w:rPr>
+        <w:t>- Incoherence! La mère de AMINATA BA est trop jeune ou vielle pour avoir AMINATA BA selon l'écart (50) d'âge entre lui et sa mère, prière de revoir l'âge de AMINATA BA ou de sa mère. Dans le cas contraire rassurez vous que c'est bien son fils/fille biologique.</w:t>
+      </w:r>
+    </w:p>
+    <w:p>
+      <w:r>
+        <w:rPr>
+          <w:b/>
+          <w:color w:val="4672C4"/>
+          <w:sz w:val="22"/>
+        </w:rPr>
+        <w:t>&gt;&gt; Section2 - Education</w:t>
+      </w:r>
+    </w:p>
+    <w:p>
+      <w:pPr>
+        <w:ind w:left="283"/>
+      </w:pPr>
+      <w:r>
+        <w:rPr>
+          <w:sz w:val="20"/>
+        </w:rPr>
+        <w:t xml:space="preserve">- Peu probable! AISSATA BA  n'arrive pas  à comprendre un petit texte lu dans une langue locale (s02q03). Veuillez corriger ou donner des explications au QG. Peu probable! AISSATA BA  ne sait ni lire, ni écrire, ni comprendre dans aucune des langues  (s02q01,s02q02,s02q03). Veuillez corriger ou donner des explications au QG. </w:t>
+        <w:br/>
+        <w:t xml:space="preserve">- Peu probable! AMADOU BA  n'arrive pas  à comprendre un petit texte lu dans une langue locale (s02q03). Veuillez corriger ou donner des explications au QG. Peu probable! AMADOU BA  ne sait ni lire, ni écrire, ni comprendre dans aucune des langues  (s02q01,s02q02,s02q03). Veuillez corriger ou donner des explications au QG. </w:t>
+        <w:br/>
+        <w:t xml:space="preserve">- Peu probable! AMADOU TIDIANE BA  n'arrive pas  à comprendre un petit texte lu dans une langue locale (s02q03). Veuillez corriger ou donner des explications au QG. Peu probable! AMADOU TIDIANE BA  ne sait ni lire, ni écrire, ni comprendre dans aucune des langues  (s02q01,s02q02,s02q03). Veuillez corriger ou donner des explications au QG. </w:t>
+        <w:br/>
+        <w:t xml:space="preserve">- Peu probable! AMINATA BA  n'arrive pas  à comprendre un petit texte lu dans une langue locale (s02q03). Veuillez corriger ou donner des explications au QG. Peu probable! AMINATA BA  ne sait ni lire, ni écrire, ni comprendre dans aucune des langues  (s02q01,s02q02,s02q03). Veuillez corriger ou donner des explications au QG. </w:t>
+        <w:br/>
+        <w:t xml:space="preserve">- Peu probable! DAALY DIALLO  n'arrive pas  à comprendre un petit texte lu dans une langue locale (s02q03). Veuillez corriger ou donner des explications au QG. Peu probable! DAALY DIALLO  ne sait ni lire, ni écrire, ni comprendre dans aucune des langues  (s02q01,s02q02,s02q03). Veuillez corriger ou donner des explications au QG. </w:t>
+        <w:br/>
+        <w:t xml:space="preserve">- Peu probable! DJIBY BA  ( ABOU )  n'arrive pas  à comprendre un petit texte lu dans une langue locale (s02q03). Veuillez corriger ou donner des explications au QG. Peu probable! DJIBY BA  ( ABOU )  ne sait ni lire, ni écrire, ni comprendre dans aucune des langues  (s02q01,s02q02,s02q03). Veuillez corriger ou donner des explications au QG. </w:t>
+        <w:br/>
+        <w:t>- Peu probable! IBNOU BA  n'arrive pas  à comprendre un petit texte lu dans une langue locale (s02q03). Veuillez corriger ou donner des explications au QG. Peu probable! IBNOU BA  ne sait ni lire, ni écrire, ni comprendre dans aucune des langues  (s02q01,s02q02,s02q03). Veuillez corriger ou donner des explications au QG.</w:t>
+      </w:r>
+    </w:p>
+    <w:p>
+      <w:r>
+        <w:rPr>
+          <w:b/>
+          <w:color w:val="4672C4"/>
+          <w:sz w:val="22"/>
+        </w:rPr>
+        <w:t>&gt;&gt; Section7b - Consommation alimentaire - 7 jours</w:t>
+      </w:r>
+    </w:p>
+    <w:p>
+      <w:pPr>
+        <w:ind w:left="283"/>
+      </w:pPr>
+      <w:r>
+        <w:rPr>
+          <w:sz w:val="20"/>
+        </w:rPr>
+        <w:t>- Attention ! Le prix unitaire d'achat (8.333333 Fcfa) de Poivron frais en Pièce (Petit) est relativement faible par rapport aux autres prix observés dans cette zone. Prière de corriger ou de confirmer avec le QG. Avertissement!! La quantité (3.5 litre) du produit Huile d'arachide raffinée consommée  par le ménage semble très élevé, prière de corriger ou confirmer avec le QG. Attention ! Le prix unitaire d'achat (1000 Fcfa) de Huile d'arachide raffinée en Litre (taille unique) est relativement faible par rapport aux autres prix observés dans cette zone. Prière de corriger ou de confirmer avec le QG. Avertissement!! le prix unitaire (100 Fcfa) de Thé en sachet (unité: Sachets) de taille Petit est très faible ou élevé. Prière de corriger ou de confirmer avec le QG. Attention ! Soupçons de quantité anormale! Le ménage de MAMADOU BA avec une taille de 8 personnes a consommé 14 Sachets en Petit de Thé en sachet qui est relativement élevé comme consommation par rapport à la condition de vie des autres ménages de même taille dans cette zone. Prière de corriger ou de confirmer avec le QG. Avertissement!!! Le ménage a consommé 12 Pièce Petit de Capitaine frais, cette quantité semble anormale pour une consommation des 7 derniers jours.Prière de corriger ou de confirmer avec le QG. Avertissement!!! Le ménage a consommé 2 Cuillère Moyen de Pâte d'arachide, cette quantité semble anormale pour une consommation des 7 derniers jours. Etes vous sur d'avoir selectionner la bonne unitée ? prière de verifier et corriger. Incoherence!!! Le ménage a consommé 3 Cuillère Petit de Farine de blé locale ou importée, cette quantité semble anormale pour une consommation des 7 derniers jours, prière de verifier et corriger. Incohérence!! Dans ce ménage, chaque individus consomme par jour 53.86661 Kg  de cereale; Prière de revoir les quantités prises de ces produits.</w:t>
+      </w:r>
+    </w:p>
+    <w:p>
+      <w:r>
+        <w:rPr>
+          <w:b/>
+          <w:color w:val="4672C4"/>
+          <w:sz w:val="22"/>
+        </w:rPr>
+        <w:t>&gt;&gt; Section9b - Depenses non-alimentaires - 7 jours</w:t>
+      </w:r>
+    </w:p>
+    <w:p>
+      <w:pPr>
+        <w:ind w:left="283"/>
+      </w:pPr>
+      <w:r>
+        <w:rPr>
+          <w:sz w:val="20"/>
+        </w:rPr>
+        <w:t>- Il est difficile d'avoir un ménage qui n'a effectué aucune des dépenses mentionnées au cours de 7 derniers jours, prière de revoir la section 9B pour ce ménage.</w:t>
+      </w:r>
+    </w:p>
+    <w:p>
+      <w:r>
+        <w:rPr>
+          <w:b/>
+          <w:color w:val="4672C4"/>
+          <w:sz w:val="22"/>
+        </w:rPr>
+        <w:t>&gt;&gt; Section10b - caracteristiques entreprise non agricole</w:t>
+      </w:r>
+    </w:p>
+    <w:p>
+      <w:pPr>
+        <w:ind w:left="283"/>
+      </w:pPr>
+      <w:r>
+        <w:rPr>
+          <w:sz w:val="20"/>
+        </w:rPr>
+        <w:t>- L'entreprise construction existe dit n'avoir pas fait la revente de marchandises achetées et revendues en état, aussi le montant obtenus sur la vente de produits transformés par l'entreprise  n'a reçu aucune somme sur les reventes (s10q46=0 &amp; s10q48=0 &amp; s10q50=0); alors s'agit-il de quelle entreprise ?</w:t>
+      </w:r>
+    </w:p>
+    <w:p>
+      <w:r>
+        <w:rPr>
+          <w:b/>
+          <w:color w:val="4672C4"/>
+          <w:sz w:val="22"/>
+        </w:rPr>
+        <w:t>&gt;&gt; Section13a - Transferts recus</w:t>
+      </w:r>
+    </w:p>
+    <w:p>
+      <w:pPr>
+        <w:ind w:left="283"/>
+      </w:pPr>
+      <w:r>
+        <w:rPr>
+          <w:sz w:val="20"/>
+        </w:rPr>
+        <w:t>- Avertissement!! Le montant des transferts reçu par mois semble très élevé ou faible, peut-être que vous vous êtes trompés du choix de l'unité.</w:t>
+      </w:r>
+    </w:p>
+    <w:p>
+      <w:r>
+        <w:rPr>
+          <w:b/>
+          <w:color w:val="4672C4"/>
+          <w:sz w:val="22"/>
+        </w:rPr>
+        <w:t>&gt;&gt; Section13b - Transferta emis</w:t>
+      </w:r>
+    </w:p>
+    <w:p>
+      <w:pPr>
+        <w:ind w:left="283"/>
+      </w:pPr>
+      <w:r>
+        <w:rPr>
+          <w:sz w:val="20"/>
+        </w:rPr>
+        <w:t>- L'âge du béneficiaire d'argent dans la section 13b (Transfert emis) semble incoherent voir élévé, prière de verifier ou corriger.</w:t>
+      </w:r>
+    </w:p>
+    <w:p>
+      <w:r>
+        <w:rPr>
+          <w:b/>
+          <w:color w:val="4672C4"/>
+          <w:sz w:val="22"/>
+        </w:rPr>
+        <w:t>&gt;&gt; Section14 - Chocs</w:t>
+      </w:r>
+    </w:p>
+    <w:p>
+      <w:pPr>
+        <w:ind w:left="283"/>
+      </w:pPr>
+      <w:r>
+        <w:rPr>
+          <w:sz w:val="20"/>
+        </w:rPr>
+        <w:t>- Avertissement!! Le ménage n'a été négativement affecté par aucun des problèmes donnés dans la section 14. Confirmez vous cette information avec le QG?</w:t>
+      </w:r>
+    </w:p>
+    <w:p>
+      <w:r>
+        <w:rPr>
+          <w:b/>
+          <w:color w:val="4672C4"/>
+          <w:sz w:val="22"/>
+        </w:rPr>
+        <w:t>&gt;&gt; Section16a - Champs et parcelles</w:t>
+      </w:r>
+    </w:p>
+    <w:p>
+      <w:pPr>
+        <w:ind w:left="283"/>
+      </w:pPr>
+      <w:r>
+        <w:rPr>
+          <w:sz w:val="20"/>
+        </w:rPr>
+        <w:t xml:space="preserve">- La quantité d'utilisation d'herbicide dans la parcelle RIZ est de 60 Litres et semble élevé, prière de corriger. Le document légal (titre, acte, certificat etc. ) qui affirme votre possession de la parcelle RIZ est  et semble exister dans les modalités, prière de prendre attache avec le QG pour plus d'explication afin de la classer bien. </w:t>
+        <w:br/>
+        <w:t xml:space="preserve">- Le document légal (titre, acte, certificat etc. ) qui affirme votre possession de la parcelle RIZ est  et semble exister dans les modalités, prière de prendre attache avec le QG pour plus d'explication afin de la classer bien. </w:t>
+        <w:br/>
+        <w:t xml:space="preserve">- Le document légal (titre, acte, certificat etc. ) qui affirme votre possession de la parcelle RIZ est  et semble exister dans les modalités, prière de prendre attache avec le QG pour plus d'explication afin de la classer bien. </w:t>
+        <w:br/>
+        <w:t>- Le document légal (titre, acte, certificat etc. ) qui affirme votre possession de la parcelle RIZ est  et semble exister dans les modalités, prière de prendre attache avec le QG pour plus d'explication afin de la classer bien.</w:t>
+      </w:r>
+    </w:p>
+    <w:p>
+      <w:r>
+        <w:t>________________________________________________________________________________</w:t>
+      </w:r>
+    </w:p>
+    <w:p>
+      <w:pPr>
+        <w:pStyle w:val="Heading2"/>
+      </w:pPr>
+      <w:r>
+        <w:t>Menage 8</w:t>
+      </w:r>
+    </w:p>
+    <w:tbl>
+      <w:tblPr>
+        <w:tblStyle w:val="TableGrid"/>
+        <w:tblW w:type="auto" w:w="0"/>
+        <w:tblLook w:firstColumn="1" w:firstRow="1" w:lastColumn="0" w:lastRow="0" w:noHBand="0" w:noVBand="1" w:val="04A0"/>
+      </w:tblPr>
+      <w:tblGrid>
+        <w:gridCol w:w="1662"/>
+        <w:gridCol w:w="1662"/>
+        <w:gridCol w:w="1662"/>
+        <w:gridCol w:w="1662"/>
+        <w:gridCol w:w="1662"/>
+        <w:gridCol w:w="1662"/>
+      </w:tblGrid>
+      <w:tr>
+        <w:tc>
+          <w:tcPr>
+            <w:tcW w:type="dxa" w:w="1662"/>
+            <w:shd w:fill="5B9BD5"/>
+          </w:tcPr>
+          <w:p>
+            <w:r>
+              <w:rPr>
+                <w:b/>
+                <w:color w:val="FFFFFF"/>
+                <w:sz w:val="16"/>
+              </w:rPr>
+              <w:t>Interview Key</w:t>
+            </w:r>
+          </w:p>
+        </w:tc>
+        <w:tc>
+          <w:tcPr>
+            <w:tcW w:type="dxa" w:w="1662"/>
+            <w:shd w:fill="5B9BD5"/>
+          </w:tcPr>
+          <w:p>
+            <w:r>
+              <w:rPr>
+                <w:b/>
+                <w:color w:val="FFFFFF"/>
+                <w:sz w:val="16"/>
+              </w:rPr>
+              <w:t>Interview ID</w:t>
+            </w:r>
+          </w:p>
+        </w:tc>
+        <w:tc>
+          <w:tcPr>
+            <w:tcW w:type="dxa" w:w="1662"/>
+            <w:shd w:fill="5B9BD5"/>
+          </w:tcPr>
+          <w:p>
+            <w:r>
+              <w:rPr>
+                <w:b/>
+                <w:color w:val="FFFFFF"/>
+                <w:sz w:val="16"/>
+              </w:rPr>
+              <w:t>ID Agent</w:t>
+            </w:r>
+          </w:p>
+        </w:tc>
+        <w:tc>
+          <w:tcPr>
+            <w:tcW w:type="dxa" w:w="1662"/>
+            <w:shd w:fill="5B9BD5"/>
+          </w:tcPr>
+          <w:p>
+            <w:r>
+              <w:rPr>
+                <w:b/>
+                <w:color w:val="FFFFFF"/>
+                <w:sz w:val="16"/>
+              </w:rPr>
+              <w:t>ID Equipe</w:t>
+            </w:r>
+          </w:p>
+        </w:tc>
+        <w:tc>
+          <w:tcPr>
+            <w:tcW w:type="dxa" w:w="1662"/>
+            <w:shd w:fill="5B9BD5"/>
+          </w:tcPr>
+          <w:p>
+            <w:r>
+              <w:rPr>
+                <w:b/>
+                <w:color w:val="FFFFFF"/>
+                <w:sz w:val="16"/>
+              </w:rPr>
+              <w:t>Agent</w:t>
+            </w:r>
+          </w:p>
+        </w:tc>
+        <w:tc>
+          <w:tcPr>
+            <w:tcW w:type="dxa" w:w="1662"/>
+            <w:shd w:fill="5B9BD5"/>
+          </w:tcPr>
+          <w:p>
+            <w:r>
+              <w:rPr>
+                <w:b/>
+                <w:color w:val="FFFFFF"/>
+                <w:sz w:val="16"/>
+              </w:rPr>
+              <w:t>Chef d'equipe</w:t>
+            </w:r>
+          </w:p>
+        </w:tc>
+      </w:tr>
+      <w:tr>
+        <w:tc>
+          <w:tcPr>
+            <w:tcW w:type="dxa" w:w="1662"/>
+          </w:tcPr>
+          <w:p>
+            <w:r>
+              <w:rPr>
+                <w:sz w:val="14"/>
+              </w:rPr>
+              <w:t>21-52-78-68</w:t>
+            </w:r>
+          </w:p>
+        </w:tc>
+        <w:tc>
+          <w:tcPr>
+            <w:tcW w:type="dxa" w:w="1662"/>
+          </w:tcPr>
+          <w:p>
+            <w:r>
+              <w:rPr>
+                <w:sz w:val="14"/>
+              </w:rPr>
+              <w:t>01a7785e8b2c453abfff101ba8fe85fc</w:t>
+            </w:r>
+          </w:p>
+        </w:tc>
+        <w:tc>
+          <w:tcPr>
+            <w:tcW w:type="dxa" w:w="1662"/>
+          </w:tcPr>
+          <w:p>
+            <w:r>
+              <w:rPr>
+                <w:sz w:val="14"/>
+              </w:rPr>
+              <w:t>EQ33_enq1</w:t>
+            </w:r>
+          </w:p>
+        </w:tc>
+        <w:tc>
+          <w:tcPr>
+            <w:tcW w:type="dxa" w:w="1662"/>
+          </w:tcPr>
+          <w:p>
+            <w:r>
+              <w:rPr>
+                <w:sz w:val="14"/>
+              </w:rPr>
+              <w:t>Equipe33</w:t>
+            </w:r>
+          </w:p>
+        </w:tc>
+        <w:tc>
+          <w:tcPr>
+            <w:tcW w:type="dxa" w:w="1662"/>
+          </w:tcPr>
+          <w:p>
+            <w:r>
+              <w:rPr>
+                <w:sz w:val="14"/>
+              </w:rPr>
+              <w:t>Abdourahmane BA</w:t>
+            </w:r>
+          </w:p>
+        </w:tc>
+        <w:tc>
+          <w:tcPr>
+            <w:tcW w:type="dxa" w:w="1662"/>
+          </w:tcPr>
+          <w:p>
+            <w:r>
+              <w:rPr>
+                <w:sz w:val="14"/>
+              </w:rPr>
+              <w:t>Salimatou DIALLO</w:t>
+            </w:r>
+          </w:p>
+        </w:tc>
+      </w:tr>
+    </w:tbl>
+    <w:p/>
+    <w:tbl>
+      <w:tblPr>
+        <w:tblStyle w:val="TableGrid"/>
+        <w:tblW w:type="auto" w:w="0"/>
+        <w:tblLook w:firstColumn="1" w:firstRow="1" w:lastColumn="0" w:lastRow="0" w:noHBand="0" w:noVBand="1" w:val="04A0"/>
+      </w:tblPr>
+      <w:tblGrid>
+        <w:gridCol w:w="3324"/>
+        <w:gridCol w:w="3324"/>
+        <w:gridCol w:w="3324"/>
+      </w:tblGrid>
+      <w:tr>
+        <w:tc>
+          <w:tcPr>
+            <w:tcW w:type="dxa" w:w="3324"/>
+            <w:shd w:fill="70AD47"/>
+          </w:tcPr>
+          <w:p>
+            <w:r>
+              <w:rPr>
+                <w:b/>
+                <w:color w:val="FFFFFF"/>
+                <w:sz w:val="18"/>
+              </w:rPr>
+              <w:t>Chef de Menage</w:t>
+            </w:r>
+          </w:p>
+        </w:tc>
+        <w:tc>
+          <w:tcPr>
+            <w:tcW w:type="dxa" w:w="3324"/>
+            <w:shd w:fill="70AD47"/>
+          </w:tcPr>
+          <w:p>
+            <w:r>
+              <w:rPr>
+                <w:b/>
+                <w:color w:val="FFFFFF"/>
+                <w:sz w:val="18"/>
+              </w:rPr>
+              <w:t>Quartier/Village (s00q05)</w:t>
+            </w:r>
+          </w:p>
+        </w:tc>
+        <w:tc>
+          <w:tcPr>
+            <w:tcW w:type="dxa" w:w="3324"/>
+            <w:shd w:fill="70AD47"/>
+          </w:tcPr>
+          <w:p>
+            <w:r>
+              <w:rPr>
+                <w:b/>
+                <w:color w:val="FFFFFF"/>
+                <w:sz w:val="18"/>
+              </w:rPr>
+              <w:t>Localisation GPS</w:t>
+            </w:r>
+          </w:p>
+        </w:tc>
+      </w:tr>
+      <w:tr>
+        <w:tc>
+          <w:tcPr>
+            <w:tcW w:type="dxa" w:w="3324"/>
+          </w:tcPr>
+          <w:p>
+            <w:r>
+              <w:rPr>
+                <w:sz w:val="18"/>
+              </w:rPr>
+              <w:t>DIAMILATOU DIOP</w:t>
+            </w:r>
+          </w:p>
+        </w:tc>
+        <w:tc>
+          <w:tcPr>
+            <w:tcW w:type="dxa" w:w="3324"/>
+          </w:tcPr>
+          <w:p>
+            <w:r>
+              <w:rPr>
+                <w:sz w:val="18"/>
+              </w:rPr>
+              <w:t>N/A</w:t>
+            </w:r>
+          </w:p>
+        </w:tc>
+        <w:tc>
+          <w:tcPr>
+            <w:tcW w:type="dxa" w:w="3324"/>
+          </w:tcPr>
+          <w:p>
+            <w:r/>
+            <w:hyperlink r:id="rId14">
+              <w:r>
+                <w:rPr>
+                  <w:color w:val="0563C1"/>
+                  <w:u w:val="single"/>
+                </w:rPr>
+                <w:t>NERE</w:t>
+              </w:r>
+            </w:hyperlink>
+          </w:p>
+        </w:tc>
+      </w:tr>
+    </w:tbl>
+    <w:p/>
+    <w:p>
+      <w:r>
+        <w:rPr>
+          <w:b/>
+          <w:color w:val="4672C4"/>
+          <w:sz w:val="22"/>
+        </w:rPr>
+        <w:t>&gt;&gt; Section0 - Identification et renseignements de controle</w:t>
+      </w:r>
+    </w:p>
+    <w:p>
+      <w:pPr>
+        <w:ind w:left="283"/>
+      </w:pPr>
+      <w:r>
+        <w:rPr>
+          <w:sz w:val="20"/>
+        </w:rPr>
+        <w:t>- Le questionnaire semble ne pas être complètement fini mais le questionnaire est en statut complet, prière de compléter le questionnaire. Il est obligatoire de prendre les coordonnées Gps avant d'administrer le questionnaire. Prière de prendre les coordonnées GPS.</w:t>
+      </w:r>
+    </w:p>
+    <w:p>
+      <w:r>
+        <w:rPr>
+          <w:b/>
+          <w:color w:val="4672C4"/>
+          <w:sz w:val="22"/>
+        </w:rPr>
+        <w:t>&gt;&gt; Section2 - Education</w:t>
+      </w:r>
+    </w:p>
+    <w:p>
+      <w:pPr>
+        <w:ind w:left="283"/>
+      </w:pPr>
+      <w:r>
+        <w:rPr>
+          <w:sz w:val="20"/>
+        </w:rPr>
+        <w:t xml:space="preserve">- Peu probable! BINTA SY  n'arrive pas  à comprendre un petit texte lu dans une langue locale (s02q03). Veuillez corriger ou donner des explications au QG. Peu probable! BINTA SY  ne sait ni lire, ni écrire, ni comprendre dans aucune des langues  (s02q01,s02q02,s02q03). Veuillez corriger ou donner des explications au QG. </w:t>
+        <w:br/>
+        <w:t xml:space="preserve">- Peu probable! DIAMILATOU DIOP  n'arrive pas  à comprendre un petit texte lu dans une langue locale (s02q03). Veuillez corriger ou donner des explications au QG. Peu probable! DIAMILATOU DIOP  ne sait ni lire, ni écrire, ni comprendre dans aucune des langues  (s02q01,s02q02,s02q03). Veuillez corriger ou donner des explications au QG. </w:t>
+        <w:br/>
+        <w:t xml:space="preserve">- Peu probable! DIAMILATOU SY  n'arrive pas  à comprendre un petit texte lu dans une langue locale (s02q03). Veuillez corriger ou donner des explications au QG. Peu probable! DIAMILATOU SY  ne sait ni lire, ni écrire, ni comprendre dans aucune des langues  (s02q01,s02q02,s02q03). Veuillez corriger ou donner des explications au QG. </w:t>
+        <w:br/>
+        <w:t xml:space="preserve">- Peu probable! OMAR  CISSOKHO  n'arrive pas  à comprendre un petit texte lu dans une langue locale (s02q03). Veuillez corriger ou donner des explications au QG. Peu probable! OMAR  CISSOKHO  ne sait ni lire, ni écrire, ni comprendre dans aucune des langues  (s02q01,s02q02,s02q03). Veuillez corriger ou donner des explications au QG. </w:t>
+        <w:br/>
+        <w:t xml:space="preserve">- Peu probable! SALIF  CISSOKHO  n'arrive pas  à comprendre un petit texte lu dans une langue locale (s02q03). Veuillez corriger ou donner des explications au QG. Peu probable! SALIF  CISSOKHO  ne sait ni lire, ni écrire, ni comprendre dans aucune des langues  (s02q01,s02q02,s02q03). Veuillez corriger ou donner des explications au QG. </w:t>
+        <w:br/>
+        <w:t>- Peu probable! YAMINA  CISSOKHO  n'arrive pas  à comprendre un petit texte lu dans une langue locale (s02q03). Veuillez corriger ou donner des explications au QG. Peu probable! YAMINA  CISSOKHO  ne sait ni lire, ni écrire, ni comprendre dans aucune des langues  (s02q01,s02q02,s02q03). Veuillez corriger ou donner des explications au QG.</w:t>
+      </w:r>
+    </w:p>
+    <w:p>
+      <w:r>
+        <w:rPr>
+          <w:b/>
+          <w:color w:val="4672C4"/>
+          <w:sz w:val="22"/>
+        </w:rPr>
+        <w:t>&gt;&gt; Section3 - Sante</w:t>
+      </w:r>
+    </w:p>
+    <w:p>
+      <w:pPr>
+        <w:ind w:left="283"/>
+      </w:pPr>
+      <w:r>
+        <w:rPr>
+          <w:sz w:val="20"/>
+        </w:rPr>
+        <w:t>- Le principal problème de santé que YAMINA  CISSOKHO a eu est PROBLEME DES OREILLE et semble exister dans les modalités, prière de prendre attache avec le QG pour plus d'explication afin de la classer bien.</w:t>
+      </w:r>
+    </w:p>
+    <w:p>
+      <w:r>
+        <w:rPr>
+          <w:b/>
+          <w:color w:val="4672C4"/>
+          <w:sz w:val="22"/>
+        </w:rPr>
+        <w:t>&gt;&gt; Section4a - Emploi</w:t>
+      </w:r>
+    </w:p>
+    <w:p>
+      <w:pPr>
+        <w:ind w:left="283"/>
+      </w:pPr>
+      <w:r>
+        <w:rPr>
+          <w:sz w:val="20"/>
+        </w:rPr>
+        <w:t xml:space="preserve">- Avertissement! Généralement les jeunes hommes (10 à 25ans) font des travaux ménager soit apprendre les enfants à reviser leurs léçons ou d'autres cours, OMAR  CISSOKHO n'a consacré aucune heure pour les travaux cités en s04q01, s04q02, s04q03, s04q04, s04q05, s04q06, s04q07 et s04q08.Prière de regarder pour corriger ou confirmer avec le QG. </w:t>
+        <w:br/>
+        <w:t>- Avertissement! Généralement les jeunes hommes (10 à 25ans) font des travaux ménager soit apprendre les enfants à reviser leurs léçons ou d'autres cours, SALIF  CISSOKHO n'a consacré aucune heure pour les travaux cités en s04q01, s04q02, s04q03, s04q04, s04q05, s04q06, s04q07 et s04q08.Prière de regarder pour corriger ou confirmer avec le QG.</w:t>
+      </w:r>
+    </w:p>
+    <w:p>
+      <w:r>
+        <w:rPr>
+          <w:b/>
+          <w:color w:val="4672C4"/>
+          <w:sz w:val="22"/>
+        </w:rPr>
+        <w:t>&gt;&gt; Section7b - Consommation alimentaire - 7 jours</w:t>
+      </w:r>
+    </w:p>
+    <w:p>
+      <w:pPr>
+        <w:ind w:left="283"/>
+      </w:pPr>
+      <w:r>
+        <w:rPr>
+          <w:sz w:val="20"/>
+        </w:rPr>
+        <w:t>- Attention ! Le prix unitaire d'achat (150 Fcfa) de Pain moderne (Baguette) en miche (Moyen) est relativement faible par rapport aux autres prix observés dans cette zone. Prière de corriger ou de confirmer avec le QG. Attention ! Le prix unitaire d'achat (2000 Fcfa) de Café en poudre soluble en Boite (Autre que la boite/pot de tomate) (Petit) est relativement élevé par rapport aux autres prix observés dans cette zone. Prière de corriger ou de confirmer avec le QG. Attention ! Le prix unitaire d'achat (25 Fcfa) de Poireau en Tas (Petit) est relativement faible par rapport aux autres prix observés dans cette zone. Prière de corriger ou de confirmer avec le QG. Avertissement!! le prix unitaire (100 Fcfa) de Thé en sachet (unité: Sachets) de taille Petit est très faible ou élevé. Prière de corriger ou de confirmer avec le QG. Avertissement!!! Le ménage a consommé 12 Pièce Petit de Capitaine frais, cette quantité semble anormale pour une consommation des 7 derniers jours.Prière de corriger ou de confirmer avec le QG. Attention ! Le prix unitaire d'achat (166.6667 Fcfa) de Capitaine frais en Pièce (Petit) est relativement élevé par rapport aux autres prix observés dans cette zone. Prière de corriger ou de confirmer avec le QG. Incoherence!!! Le ménage a consommé 2 Cuillère Petit de Farine de blé locale ou importée, cette quantité semble anormale pour une consommation des 7 derniers jours, prière de verifier et corriger. Incohérence!! Dans ce ménage, chaque individus consomme par jour 21.46119 Kg  de cereale; Prière de revoir les quantités prises de ces produits. Incohérence!! Dans ce ménage, chaque individus consomme par jour 21.46119 Kg  de cereale; Prière de revoir les quantités prises de ces produits.</w:t>
+      </w:r>
+    </w:p>
+    <w:p>
+      <w:r>
+        <w:rPr>
+          <w:b/>
+          <w:color w:val="4672C4"/>
+          <w:sz w:val="22"/>
+        </w:rPr>
+        <w:t>&gt;&gt; Section9b - Depenses non-alimentaires - 7 jours</w:t>
+      </w:r>
+    </w:p>
+    <w:p>
+      <w:pPr>
+        <w:ind w:left="283"/>
+      </w:pPr>
+      <w:r>
+        <w:rPr>
+          <w:sz w:val="20"/>
+        </w:rPr>
+        <w:t>- Il est difficile d'avoir un ménage qui n'a effectué aucune des dépenses mentionnées au cours de 7 derniers jours, prière de revoir la section 9B pour ce ménage.</w:t>
+      </w:r>
+    </w:p>
+    <w:p>
+      <w:r>
+        <w:rPr>
+          <w:b/>
+          <w:color w:val="4672C4"/>
+          <w:sz w:val="22"/>
+        </w:rPr>
+        <w:t>&gt;&gt; Section10a - Existence entreprise non agricole</w:t>
+      </w:r>
+    </w:p>
+    <w:p>
+      <w:pPr>
+        <w:ind w:left="283"/>
+      </w:pPr>
+      <w:r>
+        <w:rPr>
+          <w:sz w:val="20"/>
+        </w:rPr>
+        <w:t>- Avertissement!!! Le ménage de DIAMILATOU DIOP a comme taille 6 personnes dont ils vivent à KOLDA Urbain et aucune d'entre ne possède une entreprise non agricole, prière de revoir cette partie de la section 10 de ce menage.</w:t>
+      </w:r>
+    </w:p>
+    <w:p>
+      <w:r>
+        <w:rPr>
+          <w:b/>
+          <w:color w:val="4672C4"/>
+          <w:sz w:val="22"/>
+        </w:rPr>
+        <w:t>&gt;&gt; Section11 - Caracteristiques logement</w:t>
+      </w:r>
+    </w:p>
+    <w:p>
+      <w:pPr>
+        <w:ind w:left="283"/>
+      </w:pPr>
+      <w:r>
+        <w:rPr>
+          <w:sz w:val="20"/>
+        </w:rPr>
+        <w:t>- Avertissement!! Le ménage (vit en milieu urbain) se débarrasse de ses ordures ménagères soit par le Dépotoir sauvage, brûle et enterre, prière de corriger ou confirmer avec le QG.</w:t>
+      </w:r>
+    </w:p>
+    <w:p>
+      <w:r>
+        <w:rPr>
+          <w:b/>
+          <w:color w:val="4672C4"/>
+          <w:sz w:val="22"/>
+        </w:rPr>
+        <w:t>&gt;&gt; Section13a - Transferts recus</w:t>
+      </w:r>
+    </w:p>
+    <w:p>
+      <w:pPr>
+        <w:ind w:left="283"/>
+      </w:pPr>
+      <w:r>
+        <w:rPr>
+          <w:sz w:val="20"/>
+        </w:rPr>
+        <w:t>- L'enquêteur prière de fournir d'effort pour avoir le niveau d'étude et l'âge de celui qui a envoyé/donné de l'argent dans la section 13a (Transfert reçu). L'âge de celui qui a envoyé/donné de l'argent dans la section 13a (Transfert reçu) semble  élévé, prière de corriger ou confirmer ave le QG. Avertissement!! Le montant des transferts reçu par mois semble très élevé ou faible, peut-être que vous vous êtes trompés du choix de l'unité.</w:t>
+      </w:r>
+    </w:p>
+    <w:p>
+      <w:r>
+        <w:rPr>
+          <w:b/>
+          <w:color w:val="4672C4"/>
+          <w:sz w:val="22"/>
+        </w:rPr>
+        <w:t>&gt;&gt; Section14 - Chocs</w:t>
+      </w:r>
+    </w:p>
+    <w:p>
+      <w:pPr>
+        <w:ind w:left="283"/>
+      </w:pPr>
+      <w:r>
+        <w:rPr>
+          <w:sz w:val="20"/>
+        </w:rPr>
+        <w:t>- Avertissement!! Le ménage n'a été négativement affecté par aucun des problèmes donnés dans la section 14. Confirmez vous cette information avec le QG?</w:t>
+      </w:r>
+    </w:p>
+    <w:p>
+      <w:r>
+        <w:rPr>
+          <w:b/>
+          <w:color w:val="4672C4"/>
+          <w:sz w:val="22"/>
+        </w:rPr>
+        <w:t>&gt;&gt; Section16a - Champs et parcelles</w:t>
+      </w:r>
+    </w:p>
+    <w:p>
+      <w:pPr>
+        <w:ind w:left="283"/>
+      </w:pPr>
+      <w:r>
+        <w:rPr>
+          <w:sz w:val="20"/>
+        </w:rPr>
+        <w:t>- La section 16 du ménage de DIAMILATOU DIOP n'est pas renseigné, prière de renseigner.</w:t>
       </w:r>
     </w:p>
     <w:p>
@@ -3228,7 +4231,7 @@
           </w:tcPr>
           <w:p>
             <w:r/>
-            <w:hyperlink r:id="rId13">
+            <w:hyperlink r:id="rId15">
               <w:r>
                 <w:rPr>
                   <w:color w:val="0563C1"/>
@@ -3260,7 +4263,7 @@
         <w:rPr>
           <w:sz w:val="20"/>
         </w:rPr>
-        <w:t>- Prière de renseigner toutes les informations du ménage dans la section 0 avant d'entamer les autres informations.</w:t>
+        <w:t>- Le questionnaire semble ne pas être complètement fini mais le questionnaire est en statut complet, prière de compléter le questionnaire.</w:t>
       </w:r>
     </w:p>
     <w:p>
@@ -3355,7 +4358,7 @@
         <w:rPr>
           <w:sz w:val="20"/>
         </w:rPr>
-        <w:t>- Le ménage a consommé Ail mais les informations sur la quantité, l'unité ou la taille ne sont pas renseignées.Prière de renseigner. Le ménage a consommé Arachides pilées mais les informations sur la quantité, l'unité ou la taille ne sont pas renseignées.Prière de renseigner. Le ménage a consommé Aubergine   mais les informations sur la quantité, l'unité ou la taille ne sont pas renseignées.Prière de renseigner. Le ménage a consommé Autre légumes frais n.d.a. mais les informations sur la quantité, l'unité ou la taille ne sont pas renseignées.Prière de renseigner. Le ménage a consommé Banane douce mais les informations sur la quantité, l'unité ou la taille ne sont pas renseignées.Prière de renseigner. Le ménage a consommé Café moulu mais les informations sur la quantité, l'unité ou la taille ne sont pas renseignées.Prière de renseigner. Le ménage a consommé Capitaine frais mais les informations sur la quantité, l'unité ou la taille ne sont pas renseignées.Prière de renseigner. Le ménage a consommé Carotte mais les informations sur la quantité, l'unité ou la taille ne sont pas renseignées.Prière de renseigner. Le ménage a consommé Choux mais les informations sur la quantité, l'unité ou la taille ne sont pas renseignées.Prière de renseigner. Le ménage a consommé Citron mais les informations sur la quantité, l'unité ou la taille ne sont pas renseignées.Prière de renseigner. Le ménage a consommé Concentré de tomate mais les informations sur la quantité, l'unité ou la taille ne sont pas renseignées.Prière de renseigner. Le ménage a consommé Courge mais les informations sur la quantité, l'unité ou la taille ne sont pas renseignées.Prière de renseigner. Le ménage a consommé Cube alimentaire (Maggi, Jumbo, ) mais les informations sur la quantité, l'unité ou la taille ne sont pas renseignées.Prière de renseigner. Le ménage a consommé Farine de maïs mais les informations sur la quantité, l'unité ou la taille ne sont pas renseignées.Prière de renseigner. Le ménage a consommé Feuilles de Epinar mais les informations sur la quantité, l'unité ou la taille ne sont pas renseignées.Prière de renseigner. Le ménage a consommé Feuilles de patate mais les informations sur la quantité, l'unité ou la taille ne sont pas renseignées.Prière de renseigner. Le ménage a consommé Gombo frais mais les informations sur la quantité, l'unité ou la taille ne sont pas renseignées.Prière de renseigner. Le ménage a consommé Huile d'arachide raffinée mais les informations sur la quantité, l'unité ou la taille ne sont pas renseignées.Prière de renseigner. Le ménage a consommé Lait en poudre mais les informations sur la quantité, l'unité ou la taille ne sont pas renseignées.Prière de renseigner. Le ménage a consommé Miel mais les informations sur la quantité, l'unité ou la taille ne sont pas renseignées.Prière de renseigner. Le ménage a consommé Mâchoiron séchée (Kon) mais les informations sur la quantité, l'unité ou la taille ne sont pas renseignées.Prière de renseigner. Le ménage a consommé Niébé/Haricots secs mais les informations sur la quantité, l'unité ou la taille ne sont pas renseignées.Prière de renseigner. Le ménage a consommé Oignon frais mais les informations sur la quantité, l'unité ou la taille ne sont pas renseignées.Prière de renseigner. Le ménage a consommé Pain traditionnel (Baguette) mais les informations sur la quantité, l'unité ou la taille ne sont pas renseignées.Prière de renseigner. Le ménage a consommé Patate douce mais les informations sur la quantité, l'unité ou la taille ne sont pas renseignées.Prière de renseigner. Le ménage a consommé Piment frais mais les informations sur la quantité, l'unité ou la taille ne sont pas renseignées.Prière de renseigner. Le ménage a consommé Piment séché mais les informations sur la quantité, l'unité ou la taille ne sont pas renseignées.Prière de renseigner. Le ménage a consommé Poireau mais les informations sur la quantité, l'unité ou la taille ne sont pas renseignées.Prière de renseigner. Le ménage a consommé Poivre mais les informations sur la quantité, l'unité ou la taille ne sont pas renseignées.Prière de renseigner. Le ménage a consommé Poivron frais mais les informations sur la quantité, l'unité ou la taille ne sont pas renseignées.Prière de renseigner. Le ménage a consommé Riz importé parfumé mais les informations sur la quantité, l'unité ou la taille ne sont pas renseignées.Prière de renseigner. Le ménage a consommé Sel mais les informations sur la quantité, l'unité ou la taille ne sont pas renseignées.Prière de renseigner. Difficile de consommer le Sel en   prière de verifier. Le ménage a consommé Silure séché mais les informations sur la quantité, l'unité ou la taille ne sont pas renseignées.Prière de renseigner. Le ménage a consommé Sucre en poudre  mais les informations sur la quantité, l'unité ou la taille ne sont pas renseignées.Prière de renseigner. Le ménage a consommé Tamarin noir mais les informations sur la quantité, l'unité ou la taille ne sont pas renseignées.Prière de renseigner. Le ménage a consommé Thé en sachet mais les informations sur la quantité, l'unité ou la taille ne sont pas renseignées.Prière de renseigner. Avertissement!!! Le ménage a consommé .a   de Thé en sachet, cette quantité semble anormale pour une consommation des 7 derniers jours.Les ménages consomment géneralement en sachet ou en paquet, prière de corriger ou de confirmer avec le QG. Le ménage a consommé Tomate fraîche mais les informations sur la quantité, l'unité ou la taille ne sont pas renseignées.Prière de renseigner. Le ménage a consommé semoule de mais mais les informations sur la quantité, l'unité ou la taille ne sont pas renseignées.Prière de renseigner.</w:t>
+        <w:t>- Attention ! Le prix unitaire d'achat (25 Fcfa) de Poireau en Tas (Petit) est relativement faible par rapport aux autres prix observés dans cette zone. Prière de corriger ou de confirmer avec le QG. Avertissement!! La quantité (3.5 litre) du produit Huile d'arachide raffinée consommée  par le ménage semble très élevé, prière de corriger ou confirmer avec le QG. Avertissement!! le prix unitaire (100 Fcfa) de Thé en sachet (unité: Sachets) de taille Petit est très faible ou élevé. Prière de corriger ou de confirmer avec le QG. Avertissement!!! Le ménage a consommé 14 Pièce Moyen de Capitaine frais, cette quantité semble anormale pour une consommation des 7 derniers jours.Prière de corriger ou de confirmer avec le QG. Avertissement!!! Le ménage a consommé 26 Cuillère Petit de Miel, cette quantité semble anormale pour une consommation des 7 derniers jours.Prière de corriger ou de confirmer avec le QG. Incohérence!! Dans ce ménage, chaque individus consomme par jour 24.10429 Kg  de cereale; Prière de revoir les quantités prises de ces produits.</w:t>
       </w:r>
     </w:p>
     <w:p>
@@ -3397,7 +4400,7 @@
         <w:rPr>
           <w:sz w:val="20"/>
         </w:rPr>
-        <w:t>- Le montant obtenus sur les services rendus par l'entreprise vente de friperie au cours des 30 derniers jours ou durant le dernier mois où l'entreprise a fonctionné n'a pas été renseigné, prière de mettre de 0 si l'entreprise n'a pas rendu de service. Prière de renseigner les montants dans les champs (s10q46 s10q47 s10q48 s10q49 s10q50 s10q51 s10q52 s10q53 s10q54 s10q55 s10q56 s10q57), mettre 0 si l'entreprise vente de friperie n'a pas effectué des dépenses ou faire des reventes des marchandises ou des produits ou rendre de service.Cette entreprise vente de friperie dit avoir obtenu une valeur sur les marchandises vendu en etat, les marchandises vendu après transformation et les services rendus. Prière de corriger. Cette entreprise vente de friperie dit avoir obtenu une valeur sur les marchandises vendu en etat et les marchandises vendu après transformation. L'entreprise vente de friperie est généralement une entreprise commerciale ou de service dont elle ne depense pas en achat de matières premières.Elle ne transforme pas de produit donc ne peut pas obtenir un montant sur la vente des produits transformés (10.48 ou 10.49). Prière de mettre 0 pour ces questions si elles ne font pas de transformation.</w:t>
+        <w:t>- Le montant dépensé de l'entreprise vente de friperie en achat de matières premières pour les produits vendus au cours des 30 derniers jours ou durant le dernier mois où l'entreprise a fonctionné ne peut pas être supéreur aux montants obtenus sur la vente de produits transformés par l'entreprise au cours de cette même période où l'entreprise a fonctionné (s10q49 &gt; s10q48), prière de corriger. L'entreprise vente de friperie est généralement une entreprise commerciale ou de service dont elle ne depense pas en achat de matières premières.Elle ne transforme pas de produit donc ne peut pas obtenir un montant sur la vente des produits transformés (10.48 ou 10.49). Prière de mettre 0 pour ces questions si elles ne font pas de transformation.</w:t>
       </w:r>
     </w:p>
     <w:p>
@@ -3419,27 +4422,6 @@
           <w:sz w:val="20"/>
         </w:rPr>
         <w:t>- Avertissement!! Le ménage (vit en milieu urbain) se débarrasse de ses ordures ménagères soit par le Dépotoir sauvage, brûle et enterre, prière de corriger ou confirmer avec le QG.</w:t>
-      </w:r>
-    </w:p>
-    <w:p>
-      <w:r>
-        <w:rPr>
-          <w:b/>
-          <w:color w:val="4672C4"/>
-          <w:sz w:val="22"/>
-        </w:rPr>
-        <w:t>&gt;&gt; Section12 - Actifs du menage</w:t>
-      </w:r>
-    </w:p>
-    <w:p>
-      <w:pPr>
-        <w:ind w:left="283"/>
-      </w:pPr>
-      <w:r>
-        <w:rPr>
-          <w:sz w:val="20"/>
-        </w:rPr>
-        <w:t>- Avertissement!! La question s12q04 n'a pas été renseigner pour l'article: Fer à repasser à charbon, prière de renseigner.</w:t>
       </w:r>
     </w:p>
     <w:p>
@@ -3486,6 +4468,565 @@
         <w:t xml:space="preserve">- La superficie de la parcelle maïs selon les mesures GPS est de 3835.43 hectare qui semble élevé ou faible, prière de corriger. Le document légal (titre, acte, certificat etc. ) qui affirme votre possession de la parcelle maïs est  et semble exister dans les modalités, prière de prendre attache avec le QG pour plus d'explication afin de la classer bien. </w:t>
         <w:br/>
         <w:t>- La superficie de la parcelle sorgho selon les mesures GPS est de 2567.27 hectare qui semble élevé ou faible, prière de corriger. Le document légal (titre, acte, certificat etc. ) qui affirme votre possession de la parcelle sorgho est  et semble exister dans les modalités, prière de prendre attache avec le QG pour plus d'explication afin de la classer bien.</w:t>
+      </w:r>
+    </w:p>
+    <w:p>
+      <w:r>
+        <w:rPr>
+          <w:b/>
+          <w:color w:val="4672C4"/>
+          <w:sz w:val="22"/>
+        </w:rPr>
+        <w:t>&gt;&gt; Section19 - Equipements agricoles</w:t>
+      </w:r>
+    </w:p>
+    <w:p>
+      <w:pPr>
+        <w:ind w:left="283"/>
+      </w:pPr>
+      <w:r>
+        <w:rPr>
+          <w:sz w:val="20"/>
+        </w:rPr>
+        <w:t xml:space="preserve">- Attention ! Charrettes a été revendu à 160000 Fcfa qui est relativement élevé par rapport aux autres prix de revente observés dans cette zone. Prière de corriger ou de confirmer avec le QG. </w:t>
+        <w:br/>
+        <w:t>- Attention ! Semoir a été revendu à 100000 Fcfa qui est relativement élevé par rapport aux autres prix de revente observés dans cette zone. Prière de corriger ou de confirmer avec le QG.</w:t>
+      </w:r>
+    </w:p>
+    <w:p>
+      <w:r>
+        <w:t>________________________________________________________________________________</w:t>
+      </w:r>
+    </w:p>
+    <w:p>
+      <w:pPr>
+        <w:pStyle w:val="Heading2"/>
+      </w:pPr>
+      <w:r>
+        <w:t>Menage 10</w:t>
+      </w:r>
+    </w:p>
+    <w:tbl>
+      <w:tblPr>
+        <w:tblStyle w:val="TableGrid"/>
+        <w:tblW w:type="auto" w:w="0"/>
+        <w:tblLook w:firstColumn="1" w:firstRow="1" w:lastColumn="0" w:lastRow="0" w:noHBand="0" w:noVBand="1" w:val="04A0"/>
+      </w:tblPr>
+      <w:tblGrid>
+        <w:gridCol w:w="1662"/>
+        <w:gridCol w:w="1662"/>
+        <w:gridCol w:w="1662"/>
+        <w:gridCol w:w="1662"/>
+        <w:gridCol w:w="1662"/>
+        <w:gridCol w:w="1662"/>
+      </w:tblGrid>
+      <w:tr>
+        <w:tc>
+          <w:tcPr>
+            <w:tcW w:type="dxa" w:w="1662"/>
+            <w:shd w:fill="5B9BD5"/>
+          </w:tcPr>
+          <w:p>
+            <w:r>
+              <w:rPr>
+                <w:b/>
+                <w:color w:val="FFFFFF"/>
+                <w:sz w:val="16"/>
+              </w:rPr>
+              <w:t>Interview Key</w:t>
+            </w:r>
+          </w:p>
+        </w:tc>
+        <w:tc>
+          <w:tcPr>
+            <w:tcW w:type="dxa" w:w="1662"/>
+            <w:shd w:fill="5B9BD5"/>
+          </w:tcPr>
+          <w:p>
+            <w:r>
+              <w:rPr>
+                <w:b/>
+                <w:color w:val="FFFFFF"/>
+                <w:sz w:val="16"/>
+              </w:rPr>
+              <w:t>Interview ID</w:t>
+            </w:r>
+          </w:p>
+        </w:tc>
+        <w:tc>
+          <w:tcPr>
+            <w:tcW w:type="dxa" w:w="1662"/>
+            <w:shd w:fill="5B9BD5"/>
+          </w:tcPr>
+          <w:p>
+            <w:r>
+              <w:rPr>
+                <w:b/>
+                <w:color w:val="FFFFFF"/>
+                <w:sz w:val="16"/>
+              </w:rPr>
+              <w:t>ID Agent</w:t>
+            </w:r>
+          </w:p>
+        </w:tc>
+        <w:tc>
+          <w:tcPr>
+            <w:tcW w:type="dxa" w:w="1662"/>
+            <w:shd w:fill="5B9BD5"/>
+          </w:tcPr>
+          <w:p>
+            <w:r>
+              <w:rPr>
+                <w:b/>
+                <w:color w:val="FFFFFF"/>
+                <w:sz w:val="16"/>
+              </w:rPr>
+              <w:t>ID Equipe</w:t>
+            </w:r>
+          </w:p>
+        </w:tc>
+        <w:tc>
+          <w:tcPr>
+            <w:tcW w:type="dxa" w:w="1662"/>
+            <w:shd w:fill="5B9BD5"/>
+          </w:tcPr>
+          <w:p>
+            <w:r>
+              <w:rPr>
+                <w:b/>
+                <w:color w:val="FFFFFF"/>
+                <w:sz w:val="16"/>
+              </w:rPr>
+              <w:t>Agent</w:t>
+            </w:r>
+          </w:p>
+        </w:tc>
+        <w:tc>
+          <w:tcPr>
+            <w:tcW w:type="dxa" w:w="1662"/>
+            <w:shd w:fill="5B9BD5"/>
+          </w:tcPr>
+          <w:p>
+            <w:r>
+              <w:rPr>
+                <w:b/>
+                <w:color w:val="FFFFFF"/>
+                <w:sz w:val="16"/>
+              </w:rPr>
+              <w:t>Chef d'equipe</w:t>
+            </w:r>
+          </w:p>
+        </w:tc>
+      </w:tr>
+      <w:tr>
+        <w:tc>
+          <w:tcPr>
+            <w:tcW w:type="dxa" w:w="1662"/>
+          </w:tcPr>
+          <w:p>
+            <w:r>
+              <w:rPr>
+                <w:sz w:val="14"/>
+              </w:rPr>
+              <w:t>59-29-51-36</w:t>
+            </w:r>
+          </w:p>
+        </w:tc>
+        <w:tc>
+          <w:tcPr>
+            <w:tcW w:type="dxa" w:w="1662"/>
+          </w:tcPr>
+          <w:p>
+            <w:r>
+              <w:rPr>
+                <w:sz w:val="14"/>
+              </w:rPr>
+              <w:t>91a55e5da83e4c0787a3a6d28a017c1a</w:t>
+            </w:r>
+          </w:p>
+        </w:tc>
+        <w:tc>
+          <w:tcPr>
+            <w:tcW w:type="dxa" w:w="1662"/>
+          </w:tcPr>
+          <w:p>
+            <w:r>
+              <w:rPr>
+                <w:sz w:val="14"/>
+              </w:rPr>
+              <w:t>EQ33_enq2</w:t>
+            </w:r>
+          </w:p>
+        </w:tc>
+        <w:tc>
+          <w:tcPr>
+            <w:tcW w:type="dxa" w:w="1662"/>
+          </w:tcPr>
+          <w:p>
+            <w:r>
+              <w:rPr>
+                <w:sz w:val="14"/>
+              </w:rPr>
+              <w:t>Equipe33</w:t>
+            </w:r>
+          </w:p>
+        </w:tc>
+        <w:tc>
+          <w:tcPr>
+            <w:tcW w:type="dxa" w:w="1662"/>
+          </w:tcPr>
+          <w:p>
+            <w:r>
+              <w:rPr>
+                <w:sz w:val="14"/>
+              </w:rPr>
+              <w:t>Amadou BALDE</w:t>
+            </w:r>
+          </w:p>
+        </w:tc>
+        <w:tc>
+          <w:tcPr>
+            <w:tcW w:type="dxa" w:w="1662"/>
+          </w:tcPr>
+          <w:p>
+            <w:r>
+              <w:rPr>
+                <w:sz w:val="14"/>
+              </w:rPr>
+              <w:t>Salimatou DIALLO</w:t>
+            </w:r>
+          </w:p>
+        </w:tc>
+      </w:tr>
+    </w:tbl>
+    <w:p/>
+    <w:tbl>
+      <w:tblPr>
+        <w:tblStyle w:val="TableGrid"/>
+        <w:tblW w:type="auto" w:w="0"/>
+        <w:tblLook w:firstColumn="1" w:firstRow="1" w:lastColumn="0" w:lastRow="0" w:noHBand="0" w:noVBand="1" w:val="04A0"/>
+      </w:tblPr>
+      <w:tblGrid>
+        <w:gridCol w:w="3324"/>
+        <w:gridCol w:w="3324"/>
+        <w:gridCol w:w="3324"/>
+      </w:tblGrid>
+      <w:tr>
+        <w:tc>
+          <w:tcPr>
+            <w:tcW w:type="dxa" w:w="3324"/>
+            <w:shd w:fill="70AD47"/>
+          </w:tcPr>
+          <w:p>
+            <w:r>
+              <w:rPr>
+                <w:b/>
+                <w:color w:val="FFFFFF"/>
+                <w:sz w:val="18"/>
+              </w:rPr>
+              <w:t>Chef de Menage</w:t>
+            </w:r>
+          </w:p>
+        </w:tc>
+        <w:tc>
+          <w:tcPr>
+            <w:tcW w:type="dxa" w:w="3324"/>
+            <w:shd w:fill="70AD47"/>
+          </w:tcPr>
+          <w:p>
+            <w:r>
+              <w:rPr>
+                <w:b/>
+                <w:color w:val="FFFFFF"/>
+                <w:sz w:val="18"/>
+              </w:rPr>
+              <w:t>Quartier/Village (s00q05)</w:t>
+            </w:r>
+          </w:p>
+        </w:tc>
+        <w:tc>
+          <w:tcPr>
+            <w:tcW w:type="dxa" w:w="3324"/>
+            <w:shd w:fill="70AD47"/>
+          </w:tcPr>
+          <w:p>
+            <w:r>
+              <w:rPr>
+                <w:b/>
+                <w:color w:val="FFFFFF"/>
+                <w:sz w:val="18"/>
+              </w:rPr>
+              <w:t>Localisation GPS</w:t>
+            </w:r>
+          </w:p>
+        </w:tc>
+      </w:tr>
+      <w:tr>
+        <w:tc>
+          <w:tcPr>
+            <w:tcW w:type="dxa" w:w="3324"/>
+          </w:tcPr>
+          <w:p>
+            <w:r>
+              <w:rPr>
+                <w:sz w:val="18"/>
+              </w:rPr>
+              <w:t>FATOUMATA BA</w:t>
+            </w:r>
+          </w:p>
+        </w:tc>
+        <w:tc>
+          <w:tcPr>
+            <w:tcW w:type="dxa" w:w="3324"/>
+          </w:tcPr>
+          <w:p>
+            <w:r>
+              <w:rPr>
+                <w:sz w:val="18"/>
+              </w:rPr>
+              <w:t>N/A</w:t>
+            </w:r>
+          </w:p>
+        </w:tc>
+        <w:tc>
+          <w:tcPr>
+            <w:tcW w:type="dxa" w:w="3324"/>
+          </w:tcPr>
+          <w:p>
+            <w:r/>
+            <w:hyperlink r:id="rId16">
+              <w:r>
+                <w:rPr>
+                  <w:color w:val="0563C1"/>
+                  <w:u w:val="single"/>
+                </w:rPr>
+                <w:t>NERE</w:t>
+              </w:r>
+            </w:hyperlink>
+          </w:p>
+        </w:tc>
+      </w:tr>
+    </w:tbl>
+    <w:p/>
+    <w:p>
+      <w:r>
+        <w:rPr>
+          <w:b/>
+          <w:color w:val="4672C4"/>
+          <w:sz w:val="22"/>
+        </w:rPr>
+        <w:t>&gt;&gt; Section0 - Identification et renseignements de controle</w:t>
+      </w:r>
+    </w:p>
+    <w:p>
+      <w:pPr>
+        <w:ind w:left="283"/>
+      </w:pPr>
+      <w:r>
+        <w:rPr>
+          <w:sz w:val="20"/>
+        </w:rPr>
+        <w:t>- Le questionnaire semble ne pas être complètement fini mais le questionnaire est en statut complet, prière de compléter le questionnaire. Il est obligatoire de prendre les coordonnées Gps avant d'administrer le questionnaire. Prière de prendre les coordonnées GPS.</w:t>
+      </w:r>
+    </w:p>
+    <w:p>
+      <w:r>
+        <w:rPr>
+          <w:b/>
+          <w:color w:val="4672C4"/>
+          <w:sz w:val="22"/>
+        </w:rPr>
+        <w:t>&gt;&gt; Section2 - Education</w:t>
+      </w:r>
+    </w:p>
+    <w:p>
+      <w:pPr>
+        <w:ind w:left="283"/>
+      </w:pPr>
+      <w:r>
+        <w:rPr>
+          <w:sz w:val="20"/>
+        </w:rPr>
+        <w:t xml:space="preserve">- Peu probable! AISSATA DIAO  n'arrive pas  à comprendre un petit texte lu dans une langue locale (s02q03). Veuillez corriger ou donner des explications au QG. Peu probable! AISSATA DIAO  ne sait ni lire, ni écrire, ni comprendre dans aucune des langues  (s02q01,s02q02,s02q03). Veuillez corriger ou donner des explications au QG. </w:t>
+        <w:br/>
+        <w:t xml:space="preserve">- Peu probable! AMADOU CAMARA  n'arrive pas  à comprendre un petit texte lu dans une langue locale (s02q03). Veuillez corriger ou donner des explications au QG. Peu probable! AMADOU CAMARA  ne sait ni lire, ni écrire, ni comprendre dans aucune des langues  (s02q01,s02q02,s02q03). Veuillez corriger ou donner des explications au QG. </w:t>
+        <w:br/>
+        <w:t xml:space="preserve">- Peu probable! AMINATA DIALLO  n'arrive pas  à comprendre un petit texte lu dans une langue locale (s02q03). Veuillez corriger ou donner des explications au QG. Peu probable! AMINATA DIALLO  ne sait ni lire, ni écrire, ni comprendre dans aucune des langues  (s02q01,s02q02,s02q03). Veuillez corriger ou donner des explications au QG. </w:t>
+        <w:br/>
+        <w:t xml:space="preserve">- Peu probable! BASSIROU CAMARA  n'arrive pas  à comprendre un petit texte lu dans une langue locale (s02q03). Veuillez corriger ou donner des explications au QG. Peu probable! BASSIROU CAMARA  ne sait ni lire, ni écrire, ni comprendre dans aucune des langues  (s02q01,s02q02,s02q03). Veuillez corriger ou donner des explications au QG. </w:t>
+        <w:br/>
+        <w:t xml:space="preserve">- Peu probable! DEMBA CAMARA  n'arrive pas  à comprendre un petit texte lu dans une langue locale (s02q03). Veuillez corriger ou donner des explications au QG. Peu probable! DEMBA CAMARA  ne sait ni lire, ni écrire, ni comprendre dans aucune des langues  (s02q01,s02q02,s02q03). Veuillez corriger ou donner des explications au QG. </w:t>
+        <w:br/>
+        <w:t xml:space="preserve">- Peu probable! FATOUMATA BA  n'arrive pas  à comprendre un petit texte lu dans une langue locale (s02q03). Veuillez corriger ou donner des explications au QG. Peu probable! FATOUMATA BA  ne sait ni lire, ni écrire, ni comprendre dans aucune des langues  (s02q01,s02q02,s02q03). Veuillez corriger ou donner des explications au QG. </w:t>
+        <w:br/>
+        <w:t xml:space="preserve">- Peu probable! GAHIROU CAMARA  n'arrive pas  à comprendre un petit texte lu dans une langue locale (s02q03). Veuillez corriger ou donner des explications au QG. Peu probable! GAHIROU CAMARA  ne sait ni lire, ni écrire, ni comprendre dans aucune des langues  (s02q01,s02q02,s02q03). Veuillez corriger ou donner des explications au QG. </w:t>
+        <w:br/>
+        <w:t xml:space="preserve">- Peu probable! MARIAMA CAMARA  n'arrive pas  à comprendre un petit texte lu dans une langue locale (s02q03). Veuillez corriger ou donner des explications au QG. Peu probable! MARIAMA CAMARA  ne sait ni lire, ni écrire, ni comprendre dans aucune des langues  (s02q01,s02q02,s02q03). Veuillez corriger ou donner des explications au QG. </w:t>
+        <w:br/>
+        <w:t xml:space="preserve">- Peu probable! SIRADIO CAMARA  n'arrive pas  à comprendre un petit texte lu dans une langue locale (s02q03). Veuillez corriger ou donner des explications au QG. Peu probable! SIRADIO CAMARA  ne sait ni lire, ni écrire, ni comprendre dans aucune des langues  (s02q01,s02q02,s02q03). Veuillez corriger ou donner des explications au QG. </w:t>
+        <w:br/>
+        <w:t xml:space="preserve">- Peu probable! TIDIANE CAMARA  n'arrive pas  à comprendre un petit texte lu dans une langue locale (s02q03). Veuillez corriger ou donner des explications au QG. Peu probable! TIDIANE CAMARA  ne sait ni lire, ni écrire, ni comprendre dans aucune des langues  (s02q01,s02q02,s02q03). Veuillez corriger ou donner des explications au QG. </w:t>
+        <w:br/>
+        <w:t xml:space="preserve">- Peu probable! YAGOUBA CAMARA  n'arrive pas  à comprendre un petit texte lu dans une langue locale (s02q03). Veuillez corriger ou donner des explications au QG. Peu probable! YAGOUBA CAMARA  ne sait ni lire, ni écrire, ni comprendre dans aucune des langues  (s02q01,s02q02,s02q03). Veuillez corriger ou donner des explications au QG. </w:t>
+        <w:br/>
+        <w:t>- Peu probable! YOUNOUSSA CAMARA  n'arrive pas  à comprendre un petit texte lu dans une langue locale (s02q03). Veuillez corriger ou donner des explications au QG. Peu probable! YOUNOUSSA CAMARA  ne sait ni lire, ni écrire, ni comprendre dans aucune des langues  (s02q01,s02q02,s02q03). Veuillez corriger ou donner des explications au QG.</w:t>
+      </w:r>
+    </w:p>
+    <w:p>
+      <w:r>
+        <w:rPr>
+          <w:b/>
+          <w:color w:val="4672C4"/>
+          <w:sz w:val="22"/>
+        </w:rPr>
+        <w:t>&gt;&gt; Section3 - Sante</w:t>
+      </w:r>
+    </w:p>
+    <w:p>
+      <w:pPr>
+        <w:ind w:left="283"/>
+      </w:pPr>
+      <w:r>
+        <w:rPr>
+          <w:sz w:val="20"/>
+        </w:rPr>
+        <w:t xml:space="preserve">- Le montant(28000 FCFA) des dépenses pour chaque visite prénatale de AMINATA DIALLO semble faible (voir nul) ou élevé, prière de corriger. </w:t>
+        <w:br/>
+        <w:t xml:space="preserve">- Le montant(28500 FCFA) des dépenses pour chaque visite prénatale de AISSATA DIAO semble faible (voir nul) ou élevé, prière de corriger. </w:t>
+        <w:br/>
+        <w:t>- Le montant(28500 FCFA) des dépenses pour chaque visite prénatale de FATOUMATA BA semble faible (voir nul) ou élevé, prière de corriger.</w:t>
+      </w:r>
+    </w:p>
+    <w:p>
+      <w:r>
+        <w:rPr>
+          <w:b/>
+          <w:color w:val="4672C4"/>
+          <w:sz w:val="22"/>
+        </w:rPr>
+        <w:t>&gt;&gt; Section4a - Emploi</w:t>
+      </w:r>
+    </w:p>
+    <w:p>
+      <w:pPr>
+        <w:ind w:left="283"/>
+      </w:pPr>
+      <w:r>
+        <w:rPr>
+          <w:sz w:val="20"/>
+        </w:rPr>
+        <w:t xml:space="preserve">- Avertissement! Généralement les jeunes hommes (10 à 25ans) font des travaux ménager soit apprendre les enfants à reviser leurs léçons ou d'autres cours, AMADOU CAMARA n'a consacré aucune heure pour les travaux cités en s04q01, s04q02, s04q03, s04q04, s04q05, s04q06, s04q07 et s04q08.Prière de regarder pour corriger ou confirmer avec le QG. Incoherent! AMADOU CAMARA est Handicap de la 4.21 mais AMADOU CAMARA n'a déclaré aucun handicap en 3.43 à 3.48, prière de corriger. </w:t>
+        <w:br/>
+        <w:t xml:space="preserve">- Avertissement! Généralement les jeunes hommes (10 à 25ans) font des travaux ménager soit apprendre les enfants à reviser leurs léçons ou d'autres cours, DEMBA CAMARA n'a consacré aucune heure pour les travaux cités en s04q01, s04q02, s04q03, s04q04, s04q05, s04q06, s04q07 et s04q08.Prière de regarder pour corriger ou confirmer avec le QG. </w:t>
+        <w:br/>
+        <w:t xml:space="preserve">- Avertissement! Généralement les jeunes hommes (10 à 25ans) font des travaux ménager soit apprendre les enfants à reviser leurs léçons ou d'autres cours, YAGOUBA CAMARA n'a consacré aucune heure pour les travaux cités en s04q01, s04q02, s04q03, s04q04, s04q05, s04q06, s04q07 et s04q08.Prière de regarder pour corriger ou confirmer avec le QG. </w:t>
+        <w:br/>
+        <w:t>- Avertissement! Généralement les jeunes hommes (10 à 25ans) font des travaux ménager soit apprendre les enfants à reviser leurs léçons ou d'autres cours, YOUNOUSSA CAMARA n'a consacré aucune heure pour les travaux cités en s04q01, s04q02, s04q03, s04q04, s04q05, s04q06, s04q07 et s04q08.Prière de regarder pour corriger ou confirmer avec le QG.</w:t>
+      </w:r>
+    </w:p>
+    <w:p>
+      <w:r>
+        <w:rPr>
+          <w:b/>
+          <w:color w:val="4672C4"/>
+          <w:sz w:val="22"/>
+        </w:rPr>
+        <w:t>&gt;&gt; Section7b - Consommation alimentaire - 7 jours</w:t>
+      </w:r>
+    </w:p>
+    <w:p>
+      <w:pPr>
+        <w:ind w:left="283"/>
+      </w:pPr>
+      <w:r>
+        <w:rPr>
+          <w:sz w:val="20"/>
+        </w:rPr>
+        <w:t>- Attention ! Le prix unitaire d'achat (200 Fcfa) de Sel en Sachets (Petit) est relativement élevé par rapport aux autres prix observés dans cette zone. Prière de corriger ou de confirmer avec le QG. Attention ! Le prix unitaire d'achat (25 Fcfa) de Poireau en Tas (Petit) est relativement faible par rapport aux autres prix observés dans cette zone. Prière de corriger ou de confirmer avec le QG. Avertissement!! La quantité (3.75 litre) du produit Huile d'arachide raffinée consommée  par le ménage semble très élevé, prière de corriger ou confirmer avec le QG. Avertissement!! le prix unitaire (100 Fcfa) de Thé en sachet (unité: Sachets) de taille Petit est très faible ou élevé. Prière de corriger ou de confirmer avec le QG. Avertissement!!! Le ménage a consommé 16 Pièce Petit de Capitaine frais, cette quantité semble anormale pour une consommation des 7 derniers jours.Prière de corriger ou de confirmer avec le QG. Avertissement!!! Le ménage a consommé 9 Pièce Petit de Carpe séchée, cette quantité semble anormale pour une consommation des 7 derniers jours.Prière de corriger ou de confirmer avec le QG. Avertissement!!!Le ménage a consommé 56 miche de Petit de Pain traditionnel (Baguette)  ce qui semble incoherent pour une consommation aucours des 7 derniers jours, prière de verifier et corriger. Incohérence!! Dans ce ménage, chaque individus consomme par jour 30.08333 Kg  de cereale; Prière de revoir les quantités prises de ces produits. Incohérence!! Dans ce ménage, chaque individus consomme par jour 30.08333 Kg  de cereale; Prière de revoir les quantités prises de ces produits.</w:t>
+      </w:r>
+    </w:p>
+    <w:p>
+      <w:r>
+        <w:rPr>
+          <w:b/>
+          <w:color w:val="4672C4"/>
+          <w:sz w:val="22"/>
+        </w:rPr>
+        <w:t>&gt;&gt; Section10a - Existence entreprise non agricole</w:t>
+      </w:r>
+    </w:p>
+    <w:p>
+      <w:pPr>
+        <w:ind w:left="283"/>
+      </w:pPr>
+      <w:r>
+        <w:rPr>
+          <w:sz w:val="20"/>
+        </w:rPr>
+        <w:t>- Avertissement!!! Le ménage de FATOUMATA BA a comme taille 15 personnes dont ils vivent à KOLDA Urbain et aucune d'entre ne possède une entreprise non agricole, prière de revoir cette partie de la section 10 de ce menage.</w:t>
+      </w:r>
+    </w:p>
+    <w:p>
+      <w:r>
+        <w:rPr>
+          <w:b/>
+          <w:color w:val="4672C4"/>
+          <w:sz w:val="22"/>
+        </w:rPr>
+        <w:t>&gt;&gt; Section11 - Caracteristiques logement</w:t>
+      </w:r>
+    </w:p>
+    <w:p>
+      <w:pPr>
+        <w:ind w:left="283"/>
+      </w:pPr>
+      <w:r>
+        <w:rPr>
+          <w:sz w:val="20"/>
+        </w:rPr>
+        <w:t>- Avertissement!! Le ménage (vit en milieu urbain) se débarrasse de ses ordures ménagères soit par le Dépotoir sauvage, brûle et enterre, prière de corriger ou confirmer avec le QG.</w:t>
+      </w:r>
+    </w:p>
+    <w:p>
+      <w:r>
+        <w:rPr>
+          <w:b/>
+          <w:color w:val="4672C4"/>
+          <w:sz w:val="22"/>
+        </w:rPr>
+        <w:t>&gt;&gt; Section14 - Chocs</w:t>
+      </w:r>
+    </w:p>
+    <w:p>
+      <w:pPr>
+        <w:ind w:left="283"/>
+      </w:pPr>
+      <w:r>
+        <w:rPr>
+          <w:sz w:val="20"/>
+        </w:rPr>
+        <w:t>- Avertissement!! Le ménage n'a été négativement affecté par aucun des problèmes donnés dans la section 14. Confirmez vous cette information avec le QG?</w:t>
+      </w:r>
+    </w:p>
+    <w:p>
+      <w:r>
+        <w:rPr>
+          <w:b/>
+          <w:color w:val="4672C4"/>
+          <w:sz w:val="22"/>
+        </w:rPr>
+        <w:t>&gt;&gt; Section16a - Champs et parcelles</w:t>
+      </w:r>
+    </w:p>
+    <w:p>
+      <w:pPr>
+        <w:ind w:left="283"/>
+      </w:pPr>
+      <w:r>
+        <w:rPr>
+          <w:sz w:val="20"/>
+        </w:rPr>
+        <w:t>- La section 16 du ménage de FATOUMATA BA n'est pas renseigné, prière de renseigner.</w:t>
       </w:r>
     </w:p>
     <w:p>
@@ -3789,7 +5330,7 @@
           </w:tcPr>
           <w:p>
             <w:r/>
-            <w:hyperlink r:id="rId14">
+            <w:hyperlink r:id="rId17">
               <w:r>
                 <w:rPr>
                   <w:color w:val="0563C1"/>
@@ -3821,7 +5362,7 @@
         <w:rPr>
           <w:sz w:val="20"/>
         </w:rPr>
-        <w:t>- Prière de renseigner toutes les informations du ménage dans la section 0 avant d'entamer les autres informations.</w:t>
+        <w:t>- Le questionnaire semble ne pas être complètement fini mais le questionnaire est en statut complet, prière de compléter le questionnaire.</w:t>
       </w:r>
     </w:p>
     <w:p>
@@ -3961,7 +5502,7 @@
         <w:rPr>
           <w:sz w:val="20"/>
         </w:rPr>
-        <w:t>- Avertissement!! La quantité (3.5 litre) du produit Huile d'arachide raffinée consommée  par le ménage semble très élevé, prière de corriger ou confirmer avec le QG. Avertissement!!! Le ménage a consommé 10 Pièce Moyen de Mâchoiron séchée (Kon), cette quantité semble anormale pour une consommation des 7 derniers jours.Prière de corriger ou de confirmer avec le QG. Avertissement!!! Le ménage a consommé 14 Pièce Moyen de Capitaine frais, cette quantité semble anormale pour une consommation des 7 derniers jours.Prière de corriger ou de confirmer avec le QG. Incohérence!! Dans ce ménage, chaque individus consomme par jour 20.84814 Kg  de cereale; Prière de revoir les quantités prises de ces produits. Le ménage a consommé Lait en poudre mais les informations sur la quantité, l'unité ou la taille ne sont pas renseignées.Prière de renseigner. Le ménage a consommé Patate douce mais les informations sur la quantité, l'unité ou la taille ne sont pas renseignées.Prière de renseigner. Le ménage a consommé Sucre en poudre  mais les informations sur la quantité, l'unité ou la taille ne sont pas renseignées.Prière de renseigner. Le ménage a consommé Thé en sachet mais les informations sur la quantité, l'unité ou la taille ne sont pas renseignées.Prière de renseigner. Avertissement!!! Le ménage a consommé .a   de Thé en sachet, cette quantité semble anormale pour une consommation des 7 derniers jours.Les ménages consomment géneralement en sachet ou en paquet, prière de corriger ou de confirmer avec le QG.</w:t>
+        <w:t>- Avertissement!! La quantité (3.5 litre) du produit Huile d'arachide raffinée consommée  par le ménage semble très élevé, prière de corriger ou confirmer avec le QG. Avertissement!! le prix unitaire (125 Fcfa) de Thé en sachet (unité: Sachets) de taille Petit est très faible ou élevé. Prière de corriger ou de confirmer avec le QG. Attention ! Le prix unitaire d'achat (125 Fcfa) de Thé en sachet en Sachets (Petit) est relativement élevé par rapport aux autres prix observés dans cette zone. Prière de corriger ou de confirmer avec le QG. Avertissement!!! Le ménage a consommé 10 Pièce Moyen de Mâchoiron séchée (Kon), cette quantité semble anormale pour une consommation des 7 derniers jours.Prière de corriger ou de confirmer avec le QG. Avertissement!!! Le ménage a consommé 14 Pièce Moyen de Capitaine frais, cette quantité semble anormale pour une consommation des 7 derniers jours.Prière de corriger ou de confirmer avec le QG. Incohérence!! Dans ce ménage, chaque individus consomme par jour 40.60886 Kg  de cereale; Prière de revoir les quantités prises de ces produits.</w:t>
       </w:r>
     </w:p>
     <w:p>
@@ -3983,27 +5524,6 @@
           <w:sz w:val="20"/>
         </w:rPr>
         <w:t>- Peu plausible! le montant de la dépense pour  Savon de ménage, lessive en poudre, détergents (eau de javel, etc. ) semble trop élevé. Veuillez, s'il vous plaît, confirmer cette information avec le QG ou la corriger.</w:t>
-      </w:r>
-    </w:p>
-    <w:p>
-      <w:r>
-        <w:rPr>
-          <w:b/>
-          <w:color w:val="4672C4"/>
-          <w:sz w:val="22"/>
-        </w:rPr>
-        <w:t>&gt;&gt; Section10b - caracteristiques entreprise non agricole</w:t>
-      </w:r>
-    </w:p>
-    <w:p>
-      <w:pPr>
-        <w:ind w:left="283"/>
-      </w:pPr>
-      <w:r>
-        <w:rPr>
-          <w:sz w:val="20"/>
-        </w:rPr>
-        <w:t>- Le montant obtenus sur les services rendus par l'entreprise vendeuse de beignets au cours des 30 derniers jours ou durant le dernier mois où l'entreprise a fonctionné n'a pas été renseigné, prière de mettre de 0 si l'entreprise n'a pas rendu de service. Prière de renseigner les montants dans les champs (s10q46 s10q47 s10q48 s10q49 s10q50 s10q51 s10q52 s10q53 s10q54 s10q55 s10q56 s10q57), mettre 0 si l'entreprise vendeuse de beignets n'a pas effectué des dépenses ou faire des reventes des marchandises ou des produits ou rendre de service.Cette entreprise vendeuse de beignets dit avoir obtenu une valeur sur les marchandises vendu en etat, les marchandises vendu après transformation et les services rendus. Prière de corriger. Cette entreprise vendeuse de beignets dit avoir obtenu une valeur sur les marchandises vendu en etat et les marchandises vendu après transformation. L'entreprise vendeuse de beignets est généralement une entreprise de fabrication ou transformation dont elle depense en achat de matières premières.Elle transforme le produit donc ne peut pas obtenir un montant sur la revente des marchandises achetés en état (10.46 ou 10.47). Prière de mettre 0 pour ces questions si elles n'achètent pas de marchandise en état pour les revendre en état. La main d'oeuvre familiale pour dieynaba diallo ayant travaillé dans cette entreprise vendeuse de beignets aucours des 12 derniers mois n'est pas renseigner. Prière de reneigner toutes les informations qui lui concerne. La main d'oeuvre sariale de dieynaba diallo ayant travaillé dans cette entreprise vendeuse de beignets aucours des 30 derniers jours n'est pas renseigner. Prière de reneigner toutes les informations qui lui concerne.</w:t>
       </w:r>
     </w:p>
     <w:p>
@@ -4046,6 +5566,576 @@
           <w:sz w:val="20"/>
         </w:rPr>
         <w:t>- La superficie de la parcelle arachide selon les mesures GPS est de 3198.53 hectare qui semble élevé ou faible, prière de corriger.</w:t>
+      </w:r>
+    </w:p>
+    <w:p>
+      <w:r>
+        <w:t>________________________________________________________________________________</w:t>
+      </w:r>
+    </w:p>
+    <w:p>
+      <w:pPr>
+        <w:pStyle w:val="Heading2"/>
+      </w:pPr>
+      <w:r>
+        <w:t>Menage 12</w:t>
+      </w:r>
+    </w:p>
+    <w:tbl>
+      <w:tblPr>
+        <w:tblStyle w:val="TableGrid"/>
+        <w:tblW w:type="auto" w:w="0"/>
+        <w:tblLook w:firstColumn="1" w:firstRow="1" w:lastColumn="0" w:lastRow="0" w:noHBand="0" w:noVBand="1" w:val="04A0"/>
+      </w:tblPr>
+      <w:tblGrid>
+        <w:gridCol w:w="1662"/>
+        <w:gridCol w:w="1662"/>
+        <w:gridCol w:w="1662"/>
+        <w:gridCol w:w="1662"/>
+        <w:gridCol w:w="1662"/>
+        <w:gridCol w:w="1662"/>
+      </w:tblGrid>
+      <w:tr>
+        <w:tc>
+          <w:tcPr>
+            <w:tcW w:type="dxa" w:w="1662"/>
+            <w:shd w:fill="5B9BD5"/>
+          </w:tcPr>
+          <w:p>
+            <w:r>
+              <w:rPr>
+                <w:b/>
+                <w:color w:val="FFFFFF"/>
+                <w:sz w:val="16"/>
+              </w:rPr>
+              <w:t>Interview Key</w:t>
+            </w:r>
+          </w:p>
+        </w:tc>
+        <w:tc>
+          <w:tcPr>
+            <w:tcW w:type="dxa" w:w="1662"/>
+            <w:shd w:fill="5B9BD5"/>
+          </w:tcPr>
+          <w:p>
+            <w:r>
+              <w:rPr>
+                <w:b/>
+                <w:color w:val="FFFFFF"/>
+                <w:sz w:val="16"/>
+              </w:rPr>
+              <w:t>Interview ID</w:t>
+            </w:r>
+          </w:p>
+        </w:tc>
+        <w:tc>
+          <w:tcPr>
+            <w:tcW w:type="dxa" w:w="1662"/>
+            <w:shd w:fill="5B9BD5"/>
+          </w:tcPr>
+          <w:p>
+            <w:r>
+              <w:rPr>
+                <w:b/>
+                <w:color w:val="FFFFFF"/>
+                <w:sz w:val="16"/>
+              </w:rPr>
+              <w:t>ID Agent</w:t>
+            </w:r>
+          </w:p>
+        </w:tc>
+        <w:tc>
+          <w:tcPr>
+            <w:tcW w:type="dxa" w:w="1662"/>
+            <w:shd w:fill="5B9BD5"/>
+          </w:tcPr>
+          <w:p>
+            <w:r>
+              <w:rPr>
+                <w:b/>
+                <w:color w:val="FFFFFF"/>
+                <w:sz w:val="16"/>
+              </w:rPr>
+              <w:t>ID Equipe</w:t>
+            </w:r>
+          </w:p>
+        </w:tc>
+        <w:tc>
+          <w:tcPr>
+            <w:tcW w:type="dxa" w:w="1662"/>
+            <w:shd w:fill="5B9BD5"/>
+          </w:tcPr>
+          <w:p>
+            <w:r>
+              <w:rPr>
+                <w:b/>
+                <w:color w:val="FFFFFF"/>
+                <w:sz w:val="16"/>
+              </w:rPr>
+              <w:t>Agent</w:t>
+            </w:r>
+          </w:p>
+        </w:tc>
+        <w:tc>
+          <w:tcPr>
+            <w:tcW w:type="dxa" w:w="1662"/>
+            <w:shd w:fill="5B9BD5"/>
+          </w:tcPr>
+          <w:p>
+            <w:r>
+              <w:rPr>
+                <w:b/>
+                <w:color w:val="FFFFFF"/>
+                <w:sz w:val="16"/>
+              </w:rPr>
+              <w:t>Chef d'equipe</w:t>
+            </w:r>
+          </w:p>
+        </w:tc>
+      </w:tr>
+      <w:tr>
+        <w:tc>
+          <w:tcPr>
+            <w:tcW w:type="dxa" w:w="1662"/>
+          </w:tcPr>
+          <w:p>
+            <w:r>
+              <w:rPr>
+                <w:sz w:val="14"/>
+              </w:rPr>
+              <w:t>76-55-86-06</w:t>
+            </w:r>
+          </w:p>
+        </w:tc>
+        <w:tc>
+          <w:tcPr>
+            <w:tcW w:type="dxa" w:w="1662"/>
+          </w:tcPr>
+          <w:p>
+            <w:r>
+              <w:rPr>
+                <w:sz w:val="14"/>
+              </w:rPr>
+              <w:t>666d55620eb64d4fbc38145a55a937f7</w:t>
+            </w:r>
+          </w:p>
+        </w:tc>
+        <w:tc>
+          <w:tcPr>
+            <w:tcW w:type="dxa" w:w="1662"/>
+          </w:tcPr>
+          <w:p>
+            <w:r>
+              <w:rPr>
+                <w:sz w:val="14"/>
+              </w:rPr>
+              <w:t>EQ33_enq3</w:t>
+            </w:r>
+          </w:p>
+        </w:tc>
+        <w:tc>
+          <w:tcPr>
+            <w:tcW w:type="dxa" w:w="1662"/>
+          </w:tcPr>
+          <w:p>
+            <w:r>
+              <w:rPr>
+                <w:sz w:val="14"/>
+              </w:rPr>
+              <w:t>Equipe33</w:t>
+            </w:r>
+          </w:p>
+        </w:tc>
+        <w:tc>
+          <w:tcPr>
+            <w:tcW w:type="dxa" w:w="1662"/>
+          </w:tcPr>
+          <w:p>
+            <w:r>
+              <w:rPr>
+                <w:sz w:val="14"/>
+              </w:rPr>
+              <w:t>Abdou Gadiry DIALLO</w:t>
+            </w:r>
+          </w:p>
+        </w:tc>
+        <w:tc>
+          <w:tcPr>
+            <w:tcW w:type="dxa" w:w="1662"/>
+          </w:tcPr>
+          <w:p>
+            <w:r>
+              <w:rPr>
+                <w:sz w:val="14"/>
+              </w:rPr>
+              <w:t>Salimatou DIALLO</w:t>
+            </w:r>
+          </w:p>
+        </w:tc>
+      </w:tr>
+    </w:tbl>
+    <w:p/>
+    <w:tbl>
+      <w:tblPr>
+        <w:tblStyle w:val="TableGrid"/>
+        <w:tblW w:type="auto" w:w="0"/>
+        <w:tblLook w:firstColumn="1" w:firstRow="1" w:lastColumn="0" w:lastRow="0" w:noHBand="0" w:noVBand="1" w:val="04A0"/>
+      </w:tblPr>
+      <w:tblGrid>
+        <w:gridCol w:w="3324"/>
+        <w:gridCol w:w="3324"/>
+        <w:gridCol w:w="3324"/>
+      </w:tblGrid>
+      <w:tr>
+        <w:tc>
+          <w:tcPr>
+            <w:tcW w:type="dxa" w:w="3324"/>
+            <w:shd w:fill="70AD47"/>
+          </w:tcPr>
+          <w:p>
+            <w:r>
+              <w:rPr>
+                <w:b/>
+                <w:color w:val="FFFFFF"/>
+                <w:sz w:val="18"/>
+              </w:rPr>
+              <w:t>Chef de Menage</w:t>
+            </w:r>
+          </w:p>
+        </w:tc>
+        <w:tc>
+          <w:tcPr>
+            <w:tcW w:type="dxa" w:w="3324"/>
+            <w:shd w:fill="70AD47"/>
+          </w:tcPr>
+          <w:p>
+            <w:r>
+              <w:rPr>
+                <w:b/>
+                <w:color w:val="FFFFFF"/>
+                <w:sz w:val="18"/>
+              </w:rPr>
+              <w:t>Quartier/Village (s00q05)</w:t>
+            </w:r>
+          </w:p>
+        </w:tc>
+        <w:tc>
+          <w:tcPr>
+            <w:tcW w:type="dxa" w:w="3324"/>
+            <w:shd w:fill="70AD47"/>
+          </w:tcPr>
+          <w:p>
+            <w:r>
+              <w:rPr>
+                <w:b/>
+                <w:color w:val="FFFFFF"/>
+                <w:sz w:val="18"/>
+              </w:rPr>
+              <w:t>Localisation GPS</w:t>
+            </w:r>
+          </w:p>
+        </w:tc>
+      </w:tr>
+      <w:tr>
+        <w:tc>
+          <w:tcPr>
+            <w:tcW w:type="dxa" w:w="3324"/>
+          </w:tcPr>
+          <w:p>
+            <w:r>
+              <w:rPr>
+                <w:sz w:val="18"/>
+              </w:rPr>
+              <w:t>SAHMADOU NDIAYE</w:t>
+            </w:r>
+          </w:p>
+        </w:tc>
+        <w:tc>
+          <w:tcPr>
+            <w:tcW w:type="dxa" w:w="3324"/>
+          </w:tcPr>
+          <w:p>
+            <w:r>
+              <w:rPr>
+                <w:sz w:val="18"/>
+              </w:rPr>
+              <w:t>N/A</w:t>
+            </w:r>
+          </w:p>
+        </w:tc>
+        <w:tc>
+          <w:tcPr>
+            <w:tcW w:type="dxa" w:w="3324"/>
+          </w:tcPr>
+          <w:p>
+            <w:r/>
+            <w:hyperlink r:id="rId18">
+              <w:r>
+                <w:rPr>
+                  <w:color w:val="0563C1"/>
+                  <w:u w:val="single"/>
+                </w:rPr>
+                <w:t>Nere khaw</w:t>
+              </w:r>
+            </w:hyperlink>
+          </w:p>
+        </w:tc>
+      </w:tr>
+    </w:tbl>
+    <w:p/>
+    <w:p>
+      <w:r>
+        <w:rPr>
+          <w:b/>
+          <w:color w:val="4672C4"/>
+          <w:sz w:val="22"/>
+        </w:rPr>
+        <w:t>&gt;&gt; Section0 - Identification et renseignements de controle</w:t>
+      </w:r>
+    </w:p>
+    <w:p>
+      <w:pPr>
+        <w:ind w:left="283"/>
+      </w:pPr>
+      <w:r>
+        <w:rPr>
+          <w:sz w:val="20"/>
+        </w:rPr>
+        <w:t>- Le questionnaire semble ne pas être complètement fini mais le questionnaire est en statut complet, prière de compléter le questionnaire.</w:t>
+      </w:r>
+    </w:p>
+    <w:p>
+      <w:r>
+        <w:rPr>
+          <w:b/>
+          <w:color w:val="4672C4"/>
+          <w:sz w:val="22"/>
+        </w:rPr>
+        <w:t>&gt;&gt; Section1 - Caracteristiques des membres</w:t>
+      </w:r>
+    </w:p>
+    <w:p>
+      <w:pPr>
+        <w:ind w:left="283"/>
+      </w:pPr>
+      <w:r>
+        <w:rPr>
+          <w:sz w:val="20"/>
+        </w:rPr>
+        <w:t>- Le montant dépensé ou reçu en cadeau pour les recharges internet ou de forfaits de données mobiles(hors appels vocaux), aucours des 30 derniers jours de MAÏMOUNA NDIAYE semble élevé ou faible, prière de corriger ou de confirmer l'information avec le QG. Attention ! Le montant (25000 Fcfa) dépensé ou reçu en cadeau pour les recharges internet ou de forfaits de données mobiles(hors appels vocaux), aucours des 30 derniers jours de  MAÏMOUNA NDIAYE est relativement élevé par rapport aux autres montants depansés observés dans cette zone. Prière de corriger ou de confirmer avec le QG.</w:t>
+      </w:r>
+    </w:p>
+    <w:p>
+      <w:r>
+        <w:rPr>
+          <w:b/>
+          <w:color w:val="4672C4"/>
+          <w:sz w:val="22"/>
+        </w:rPr>
+        <w:t>&gt;&gt; Section2 - Education</w:t>
+      </w:r>
+    </w:p>
+    <w:p>
+      <w:pPr>
+        <w:ind w:left="283"/>
+      </w:pPr>
+      <w:r>
+        <w:rPr>
+          <w:sz w:val="20"/>
+        </w:rPr>
+        <w:t xml:space="preserve">- Peu probable! ABDOULAYE NDIAYE  n'arrive pas  à comprendre un petit texte lu dans une langue locale (s02q03). Veuillez corriger ou donner des explications au QG. Peu probable! ABDOULAYE NDIAYE  ne sait ni lire, ni écrire, ni comprendre dans aucune des langues  (s02q01,s02q02,s02q03). Veuillez corriger ou donner des explications au QG. </w:t>
+        <w:br/>
+        <w:t xml:space="preserve">- Peu probable! CHERIF AHMADOU NDIAYE ( MAODO)  n'arrive pas  à comprendre un petit texte lu dans une langue locale (s02q03). Veuillez corriger ou donner des explications au QG. Peu probable! CHERIF AHMADOU NDIAYE ( MAODO)  ne sait ni lire, ni écrire, ni comprendre dans aucune des langues  (s02q01,s02q02,s02q03). Veuillez corriger ou donner des explications au QG. </w:t>
+        <w:br/>
+        <w:t xml:space="preserve">- Peu probable! CHERIF AHMADOU NDIAYE (Tokosso)  n'arrive pas  à comprendre un petit texte lu dans une langue locale (s02q03). Veuillez corriger ou donner des explications au QG. Peu probable! CHERIF AHMADOU NDIAYE (Tokosso)  ne sait ni lire, ni écrire, ni comprendre dans aucune des langues  (s02q01,s02q02,s02q03). Veuillez corriger ou donner des explications au QG. </w:t>
+        <w:br/>
+        <w:t xml:space="preserve">- Peu probable! FATOUMATA NDIAYE  n'arrive pas  à comprendre un petit texte lu dans une langue locale (s02q03). Veuillez corriger ou donner des explications au QG. Peu probable! FATOUMATA NDIAYE  ne sait ni lire, ni écrire, ni comprendre dans aucune des langues  (s02q01,s02q02,s02q03). Veuillez corriger ou donner des explications au QG. </w:t>
+        <w:br/>
+        <w:t xml:space="preserve">- Peu probable! HAPSATOU NDIAYE  n'arrive pas  à comprendre un petit texte lu dans une langue locale (s02q03). Veuillez corriger ou donner des explications au QG. Peu probable! HAPSATOU NDIAYE  ne sait ni lire, ni écrire, ni comprendre dans aucune des langues  (s02q01,s02q02,s02q03). Veuillez corriger ou donner des explications au QG. </w:t>
+        <w:br/>
+        <w:t xml:space="preserve">- Peu probable! IBRAHIMA DATH  n'arrive pas  à comprendre un petit texte lu dans une langue locale (s02q03). Veuillez corriger ou donner des explications au QG. Peu probable! IBRAHIMA DATH  ne sait ni lire, ni écrire, ni comprendre dans aucune des langues  (s02q01,s02q02,s02q03). Veuillez corriger ou donner des explications au QG. </w:t>
+        <w:br/>
+        <w:t xml:space="preserve">- Peu probable! IBRAHIMA NDIAYE  n'arrive pas  à comprendre un petit texte lu dans une langue locale (s02q03). Veuillez corriger ou donner des explications au QG. Peu probable! IBRAHIMA NDIAYE  ne sait ni lire, ni écrire, ni comprendre dans aucune des langues  (s02q01,s02q02,s02q03). Veuillez corriger ou donner des explications au QG. </w:t>
+        <w:br/>
+        <w:t xml:space="preserve">- Peu probable! MAÏMOUNA NDIAYE  n'arrive pas  à comprendre un petit texte lu dans une langue locale (s02q03). Veuillez corriger ou donner des explications au QG. Peu probable! MAÏMOUNA NDIAYE  ne sait ni lire, ni écrire, ni comprendre dans aucune des langues  (s02q01,s02q02,s02q03). Veuillez corriger ou donner des explications au QG. </w:t>
+        <w:br/>
+        <w:t xml:space="preserve">- Peu probable! MAÏMOUNA TALL  n'arrive pas  à comprendre un petit texte lu dans une langue locale (s02q03). Veuillez corriger ou donner des explications au QG. Peu probable! MAÏMOUNA TALL  ne sait ni lire, ni écrire, ni comprendre dans aucune des langues  (s02q01,s02q02,s02q03). Veuillez corriger ou donner des explications au QG. </w:t>
+        <w:br/>
+        <w:t xml:space="preserve">- Peu probable! MOUHAMADOU ALY NDIAYE  n'arrive pas  à comprendre un petit texte lu dans une langue locale (s02q03). Veuillez corriger ou donner des explications au QG. Peu probable! MOUHAMADOU ALY NDIAYE  ne sait ni lire, ni écrire, ni comprendre dans aucune des langues  (s02q01,s02q02,s02q03). Veuillez corriger ou donner des explications au QG. </w:t>
+        <w:br/>
+        <w:t>- Peu probable! SEYDOU NDIAYE  n'arrive pas  à comprendre un petit texte lu dans une langue locale (s02q03). Veuillez corriger ou donner des explications au QG. Peu probable! SEYDOU NDIAYE  ne sait ni lire, ni écrire, ni comprendre dans aucune des langues  (s02q01,s02q02,s02q03). Veuillez corriger ou donner des explications au QG.</w:t>
+      </w:r>
+    </w:p>
+    <w:p>
+      <w:r>
+        <w:rPr>
+          <w:b/>
+          <w:color w:val="4672C4"/>
+          <w:sz w:val="22"/>
+        </w:rPr>
+        <w:t>&gt;&gt; Section4b - Emploi - Activite principale</w:t>
+      </w:r>
+    </w:p>
+    <w:p>
+      <w:pPr>
+        <w:ind w:left="283"/>
+      </w:pPr>
+      <w:r>
+        <w:rPr>
+          <w:sz w:val="20"/>
+        </w:rPr>
+        <w:t>- || Attention ! Le nombre de jours que AISSATA DIALLO a travaillés par mois semble être inférieur à 15. Veuillez, s'il vous plaît, confirmer cette information.</w:t>
+      </w:r>
+    </w:p>
+    <w:p>
+      <w:r>
+        <w:rPr>
+          <w:b/>
+          <w:color w:val="4672C4"/>
+          <w:sz w:val="22"/>
+        </w:rPr>
+        <w:t>&gt;&gt; Section7b - Consommation alimentaire - 7 jours</w:t>
+      </w:r>
+    </w:p>
+    <w:p>
+      <w:pPr>
+        <w:ind w:left="283"/>
+      </w:pPr>
+      <w:r>
+        <w:rPr>
+          <w:sz w:val="20"/>
+        </w:rPr>
+        <w:t>- Attention ! Le prix unitaire d'achat (200 Fcfa) de Manioc en tubercules en Morceau (Portion) (Moyen) est relativement élevé par rapport aux autres prix observés dans cette zone. Prière de corriger ou de confirmer avec le QG. Attention ! Le prix unitaire d'achat (25 Fcfa) de Poireau en Tas (Petit) est relativement faible par rapport aux autres prix observés dans cette zone. Prière de corriger ou de confirmer avec le QG. Avertissement!! le prix unitaire (100 Fcfa) de Thé en sachet (unité: Sachets) de taille Petit est très faible ou élevé. Prière de corriger ou de confirmer avec le QG. Avertissement!!! Le ménage a consommé 11 Sachets Petit de Mâchoiron séchée (Kon), cette quantité semble anormale pour une consommation des 7 derniers jours.Prière de corriger ou de confirmer avec le QG. Avertissement!!! Le ménage a consommé 12 Pièce Petit de Capitaine frais, cette quantité semble anormale pour une consommation des 7 derniers jours.Prière de corriger ou de confirmer avec le QG. Avertissement!!!Le ménage a consommé 49 miche de Moyen de Pain traditionnel (Baguette)  ce qui semble incoherent pour une consommation aucours des 7 derniers jours, prière de verifier et corriger. Incohérence!! Dans ce ménage, chaque individus consomme par jour 26.63775 Kg  de cereale; Prière de revoir les quantités prises de ces produits. Le prix d'achat unitaire (1 Fcfa) de Carotte en Pièce de taille Moyen  est invraisemblable, prière de regarder les reponses prises dans les questions s07bq07a s07bq07b s07bq07c s07bq08 pour mieux corriger. Attention ! Le prix unitaire d'achat (1 Fcfa) de Carotte en Pièce (Moyen) est relativement faible par rapport aux autres prix observés dans cette zone. Prière de corriger ou de confirmer avec le QG.</w:t>
+      </w:r>
+    </w:p>
+    <w:p>
+      <w:r>
+        <w:rPr>
+          <w:b/>
+          <w:color w:val="4672C4"/>
+          <w:sz w:val="22"/>
+        </w:rPr>
+        <w:t>&gt;&gt; Section10b - caracteristiques entreprise non agricole</w:t>
+      </w:r>
+    </w:p>
+    <w:p>
+      <w:pPr>
+        <w:ind w:left="283"/>
+      </w:pPr>
+      <w:r>
+        <w:rPr>
+          <w:sz w:val="20"/>
+        </w:rPr>
+        <w:t xml:space="preserve">- L'entreprise ELECTRICITÉ existe dit n'avoir pas fait la revente de marchandises achetées et revendues en état, aussi le montant obtenus sur la vente de produits transformés par l'entreprise  n'a reçu aucune somme sur les reventes (s10q46=0 &amp; s10q48=0 &amp; s10q50=0); alors s'agit-il de quelle entreprise ? </w:t>
+        <w:br/>
+        <w:t>- L'entreprise TRANSFORMATION dit avoir réçu une somme sur la vente de ces produits transformés (s10q48 est differnt de 0) mais n'a depensé aucune somme sur l'achat des matières premières (s10q49==0), prière de fournir de l'effort pour estimer le montant obtenu en achat de matières premières.</w:t>
+      </w:r>
+    </w:p>
+    <w:p>
+      <w:r>
+        <w:rPr>
+          <w:b/>
+          <w:color w:val="4672C4"/>
+          <w:sz w:val="22"/>
+        </w:rPr>
+        <w:t>&gt;&gt; Section11 - Caracteristiques logement</w:t>
+      </w:r>
+    </w:p>
+    <w:p>
+      <w:pPr>
+        <w:ind w:left="283"/>
+      </w:pPr>
+      <w:r>
+        <w:rPr>
+          <w:sz w:val="20"/>
+        </w:rPr>
+        <w:t>- Le type de logement est Duplex/ Villa ou Immeuble à plusieurs Appartements mais le principal matériau de toit est de tôle et autres. Avertissement!! Le ménage (vit en milieu urbain) se débarrasse de ses ordures ménagères soit par le Dépotoir sauvage, brûle et enterre, prière de corriger ou confirmer avec le QG.</w:t>
+      </w:r>
+    </w:p>
+    <w:p>
+      <w:r>
+        <w:rPr>
+          <w:b/>
+          <w:color w:val="4672C4"/>
+          <w:sz w:val="22"/>
+        </w:rPr>
+        <w:t>&gt;&gt; Section14 - Chocs</w:t>
+      </w:r>
+    </w:p>
+    <w:p>
+      <w:pPr>
+        <w:ind w:left="283"/>
+      </w:pPr>
+      <w:r>
+        <w:rPr>
+          <w:sz w:val="20"/>
+        </w:rPr>
+        <w:t>- Avertissement!! Le ménage n'a été négativement affecté par aucun des problèmes donnés dans la section 14. Confirmez vous cette information avec le QG?</w:t>
+      </w:r>
+    </w:p>
+    <w:p>
+      <w:r>
+        <w:rPr>
+          <w:b/>
+          <w:color w:val="4672C4"/>
+          <w:sz w:val="22"/>
+        </w:rPr>
+        <w:t>&gt;&gt; Section16a - Champs et parcelles</w:t>
+      </w:r>
+    </w:p>
+    <w:p>
+      <w:pPr>
+        <w:ind w:left="283"/>
+      </w:pPr>
+      <w:r>
+        <w:rPr>
+          <w:sz w:val="20"/>
+        </w:rPr>
+        <w:t xml:space="preserve">- Le document légal (titre, acte, certificat etc. ) qui affirme votre possession de la parcelle MAÏS est  et semble exister dans les modalités, prière de prendre attache avec le QG pour plus d'explication afin de la classer bien. </w:t>
+        <w:br/>
+        <w:t>- Le document légal (titre, acte, certificat etc. ) qui affirme votre possession de la parcelle MAÏS est  et semble exister dans les modalités, prière de prendre attache avec le QG pour plus d'explication afin de la classer bien.</w:t>
+      </w:r>
+    </w:p>
+    <w:p>
+      <w:r>
+        <w:rPr>
+          <w:b/>
+          <w:color w:val="4672C4"/>
+          <w:sz w:val="22"/>
+        </w:rPr>
+        <w:t>&gt;&gt; Section17 - Elevage</w:t>
+      </w:r>
+    </w:p>
+    <w:p>
+      <w:pPr>
+        <w:ind w:left="283"/>
+      </w:pPr>
+      <w:r>
+        <w:rPr>
+          <w:sz w:val="20"/>
+        </w:rPr>
+        <w:t>- Avertissement! Le prix unitaire (45000 Fcfa) d'un Ovins (Moutons) est trop petit ou élevé. Veuillez confirmer ces informations avec le QG ou apporter les corrections nécessaires.</w:t>
+      </w:r>
+    </w:p>
+    <w:p>
+      <w:r>
+        <w:rPr>
+          <w:b/>
+          <w:color w:val="4672C4"/>
+          <w:sz w:val="22"/>
+        </w:rPr>
+        <w:t>&gt;&gt; Section19 - Equipements agricoles</w:t>
+      </w:r>
+    </w:p>
+    <w:p>
+      <w:pPr>
+        <w:ind w:left="283"/>
+      </w:pPr>
+      <w:r>
+        <w:rPr>
+          <w:sz w:val="20"/>
+        </w:rPr>
+        <w:t>- Incohérence!! Le prix de revente de Faucheuse dans cette section 19 ne doit pas être égal 0 même si le ménage l'a reçu en cadeau prière de leurs aider à faire une estimation.</w:t>
       </w:r>
     </w:p>
     <w:p>
@@ -4349,7 +6439,7 @@
           </w:tcPr>
           <w:p>
             <w:r/>
-            <w:hyperlink r:id="rId15">
+            <w:hyperlink r:id="rId19">
               <w:r>
                 <w:rPr>
                   <w:color w:val="0563C1"/>
@@ -4381,7 +6471,7 @@
         <w:rPr>
           <w:sz w:val="20"/>
         </w:rPr>
-        <w:t>- Prière de renseigner toutes les informations du ménage dans la section 0 avant d'entamer les autres informations. Il est obligatoire de prendre les coordonnées Gps avant d'administrer le questionnaire. Prière de prendre les coordonnées GPS.</w:t>
+        <w:t>- Le questionnaire semble ne pas être complètement fini mais le questionnaire est en statut complet, prière de compléter le questionnaire. Il est obligatoire de prendre les coordonnées Gps avant d'administrer le questionnaire. Prière de prendre les coordonnées GPS.</w:t>
       </w:r>
     </w:p>
     <w:p>
@@ -4525,31 +6615,6 @@
           <w:color w:val="4672C4"/>
           <w:sz w:val="22"/>
         </w:rPr>
-        <w:t>&gt;&gt; Section7a2 - Repas pris a l'exterieur du menage</w:t>
-      </w:r>
-    </w:p>
-    <w:p>
-      <w:pPr>
-        <w:ind w:left="283"/>
-      </w:pPr>
-      <w:r>
-        <w:rPr>
-          <w:sz w:val="20"/>
-        </w:rPr>
-        <w:t xml:space="preserve">- La section sur le repas pris à l'extérieur du ménage du membre ABOU SY n'est pas renseignée à 100 %. Prière de vérifier l'ensemble des questions relatives à ce membre et de les renseigner en totalité. </w:t>
-        <w:br/>
-        <w:t xml:space="preserve">- La section sur le repas pris à l'extérieur du ménage du membre MALICK SY n'est pas renseignée à 100 %. Prière de vérifier l'ensemble des questions relatives à ce membre et de les renseigner en totalité. </w:t>
-        <w:br/>
-        <w:t>- La section sur le repas pris à l'extérieur du ménage du membre MAMADOU SEYDOU SY n'est pas renseignée à 100 %. Prière de vérifier l'ensemble des questions relatives à ce membre et de les renseigner en totalité.</w:t>
-      </w:r>
-    </w:p>
-    <w:p>
-      <w:r>
-        <w:rPr>
-          <w:b/>
-          <w:color w:val="4672C4"/>
-          <w:sz w:val="22"/>
-        </w:rPr>
         <w:t>&gt;&gt; Section7b - Consommation alimentaire - 7 jours</w:t>
       </w:r>
     </w:p>
@@ -4561,7 +6626,7 @@
         <w:rPr>
           <w:sz w:val="20"/>
         </w:rPr>
-        <w:t>- Avertissement!! La quantité (5 litre) du produit Huile d'arachide raffinée consommée  par le ménage semble très élevé, prière de corriger ou confirmer avec le QG. Avertissement!! le prix unitaire (100 Fcfa) de Thé en sachet (unité: Sachets) de taille Petit est très faible ou élevé. Prière de corriger ou de confirmer avec le QG. Avertissement!!! Le ménage a consommé 20 Pièce Moyen de Capitaine frais, cette quantité semble anormale pour une consommation des 7 derniers jours.Prière de corriger ou de confirmer avec le QG. Avertissement!!! Le ménage a consommé 22 Pièce Moyen de Carpe séchée, cette quantité semble anormale pour une consommation des 7 derniers jours.Prière de corriger ou de confirmer avec le QG. Avertissement!!!Le ménage a consommé 56 miche de Petit de Pain traditionnel (Baguette)  ce qui semble incoherent pour une consommation aucours des 7 derniers jours, prière de verifier et corriger. Incohérence!! Dans ce ménage, chaque individus consomme par jour 10.20335 Kg  de cereale; Prière de revoir les quantités prises de ces produits.</w:t>
+        <w:t>- Attention ! Le prix unitaire d'achat (25 Fcfa) de Aubergine sauvage  en Pièce (Petit) est relativement faible par rapport aux autres prix observés dans cette zone. Prière de corriger ou de confirmer avec le QG. Avertissement!! La quantité (5 litre) du produit Huile d'arachide raffinée consommée  par le ménage semble très élevé, prière de corriger ou confirmer avec le QG. Attention ! Le prix unitaire d'achat (1300 Fcfa) de Huile d'arachide raffinée en Bouteille 5l (taille unique) est relativement faible par rapport aux autres prix observés dans cette zone. Prière de corriger ou de confirmer avec le QG. Avertissement!! le prix unitaire (100 Fcfa) de Thé en sachet (unité: Sachets) de taille Petit est très faible ou élevé. Prière de corriger ou de confirmer avec le QG. Avertissement!!! Le ménage a consommé 20 Pièce Moyen de Capitaine frais, cette quantité semble anormale pour une consommation des 7 derniers jours.Prière de corriger ou de confirmer avec le QG. Avertissement!!! Le ménage a consommé 22 Pièce Moyen de Carpe séchée, cette quantité semble anormale pour une consommation des 7 derniers jours.Prière de corriger ou de confirmer avec le QG. Avertissement!!!Le ménage a consommé 56 miche de Petit de Pain traditionnel (Baguette)  ce qui semble incoherent pour une consommation aucours des 7 derniers jours, prière de verifier et corriger. Incohérence!! Dans ce ménage, chaque individus consomme par jour 26.28795 Kg  de cereale; Prière de revoir les quantités prises de ces produits.</w:t>
       </w:r>
     </w:p>
     <w:p>
@@ -4603,7 +6668,7 @@
         <w:rPr>
           <w:sz w:val="20"/>
         </w:rPr>
-        <w:t>- Les informations sur ces entrepises non agricole manquent, prière de les renseigner. Le montant obtenus sur les services rendus par l'entreprise ##N/A## au cours des 30 derniers jours ou durant le dernier mois où l'entreprise a fonctionné n'a pas été renseigné, prière de mettre de 0 si l'entreprise n'a pas rendu de service. Prière de renseigner les montants dans les champs (s10q46 s10q47 s10q48 s10q49 s10q50 s10q51 s10q52 s10q53 s10q54 s10q55 s10q56 s10q57), mettre 0 si l'entreprise ##N/A## n'a pas effectué des dépenses ou faire des reventes des marchandises ou des produits ou rendre de service.Cette entreprise ##N/A## dit avoir obtenu une valeur sur les marchandises vendu en etat, les marchandises vendu après transformation et les services rendus. Prière de corriger. Cette entreprise ##N/A## dit avoir obtenu une valeur sur les marchandises vendu en etat et les marchandises vendu après transformation. La main d'oeuvre familiale pour AISSATA SEYDOU SY ayant travaillé dans cette entreprise ##N/A## aucours des 12 derniers mois n'est pas renseigner. Prière de reneigner toutes les informations qui lui concerne. La main d'oeuvre sariale de AISSATA SEYDOU SY ayant travaillé dans cette entreprise ##N/A## aucours des 30 derniers jours n'est pas renseigner. Prière de reneigner toutes les informations qui lui concerne.</w:t>
+        <w:t>- Peu plausible! la valeur actuelle déclarée en s10q38 pour TRANSPORTS semble trop petite ou trop élevée. Veuillez, s'il vous plaît, confirmer cette information avec le QG ou la corriger. L'entreprise TRANSPORTS existe dit n'avoir pas fait la revente de marchandises achetées et revendues en état, aussi le montant obtenus sur la vente de produits transformés par l'entreprise  n'a reçu aucune somme sur les reventes (s10q46=0 &amp; s10q48=0 &amp; s10q50=0); alors s'agit-il de quelle entreprise ?</w:t>
       </w:r>
     </w:p>
     <w:p>
@@ -4666,9 +6731,11 @@
         <w:rPr>
           <w:sz w:val="20"/>
         </w:rPr>
-        <w:t xml:space="preserve">- Le nombre d'application des engrais inorganiques dans la parcelle ARACHIDE est de  .a fois qui semble élevé ou faible, prière de corriger. La quantité d'utilisation d'urée dans la parcelle ARACHIDE est de .a  et semble élevé, prière de corriger. La quantité d'utilisation de la Phosphate dans la parcelle ARACHIDE est de .a  et semble élevé, prière de corriger. La quantité d'utilisation de NPK dans la parcelle ARACHIDE est de .a  et semble élevé, prière de corriger. La quantité d'utilisation de Super simple dans la parcelle ARACHIDE est de .a  et semble élevé, prière de corriger. La quantité d'utilisation de Super triple dans la parcelle ARACHIDE est de .a  et semble élevé, prière de corriger. La quantité d'utilisation de DAP ou d'autres engrais chimiques dans la parcelle ARACHIDE est de .a  et semble élevé, prière de corriger. Le repondant a declaré avoir utilisé de l’engrais inorganique/ chimique sur la parcelle ARACHIDE pendant la campagne mais la quantité d'urée, phosphate, NPK, super simple, triple ou DAP est nulle (0). Prière de corriger cette incohérence. La quantité d'utilisation de pesticides dans la parcelle ARACHIDE est de .a  et semble élevé, prière de corriger. La quantité d'utilisation de fongicides dans la parcelle ARACHIDE est de .a  et semble élevé, prière de corriger. La quantité d'utilisation d'herbicide dans la parcelle ARACHIDE est de .a  et semble élevé, prière de corriger. La quantité d'utilisation d'herbicide dans la parcelle ARACHIDE est de .a  et semble élevé, prière de corriger. Le repondant a declaré avoir utilisé des produits phytosanitaires sur la parcelle ARACHIDE pendant la campagne mais la quantité de pesticides, fongicides, herbicide et  d'autres physanitaire est nulle (0). Prière de corriger cette incohérence. Nous constatons que la question qui porte sur la mésure du champs de la parcelle ARACHIDE n'a pas été renseigné, la collecte était-il encours ou s'agit-il de quoi ? prière de verifier et corriger. Le document légal (titre, acte, certificat etc. ) qui affirme votre possession de la parcelle ARACHIDE est  et semble exister dans les modalités, prière de prendre attache avec le QG pour plus d'explication afin de la classer bien. </w:t>
+        <w:t xml:space="preserve">- La superficie de la parcelle ARACHIDE selon les mesures GPS est de 3387.69 hectare qui semble élevé ou faible, prière de corriger. Le document légal (titre, acte, certificat etc. ) qui affirme votre possession de la parcelle ARACHIDE est  et semble exister dans les modalités, prière de prendre attache avec le QG pour plus d'explication afin de la classer bien. </w:t>
         <w:br/>
-        <w:t>- Nous constatons que la question qui porte sur la mésure du champs de la parcelle ARACHIDE n'a pas été renseigné, la collecte était-il encours ou s'agit-il de quoi ? prière de verifier et corriger. Le document légal (titre, acte, certificat etc. ) qui affirme votre possession de la parcelle ARACHIDE est  et semble exister dans les modalités, prière de prendre attache avec le QG pour plus d'explication afin de la classer bien.</w:t>
+        <w:t xml:space="preserve">- La superficie de la parcelle ARACHIDE selon les mesures GPS est de 6025.21 hectare qui semble élevé ou faible, prière de corriger. Le document légal (titre, acte, certificat etc. ) qui affirme votre possession de la parcelle ARACHIDE est  et semble exister dans les modalités, prière de prendre attache avec le QG pour plus d'explication afin de la classer bien. </w:t>
+        <w:br/>
+        <w:t>- La superficie de la parcelle ARACHIDE selon les mesures GPS est de 9269.04 hectare qui semble élevé ou faible, prière de corriger. Le document légal (titre, acte, certificat etc. ) qui affirme votre possession de la parcelle ARACHIDE est  et semble exister dans les modalités, prière de prendre attache avec le QG pour plus d'explication afin de la classer bien.</w:t>
       </w:r>
     </w:p>
     <w:p>
@@ -4678,7 +6745,7 @@
           <w:color w:val="4672C4"/>
           <w:sz w:val="22"/>
         </w:rPr>
-        <w:t>&gt;&gt; Section18b - Chasse</w:t>
+        <w:t>&gt;&gt; Section19 - Equipements agricoles</w:t>
       </w:r>
     </w:p>
     <w:p>
@@ -4689,7 +6756,7 @@
         <w:rPr>
           <w:sz w:val="20"/>
         </w:rPr>
-        <w:t>- Prière de renseigner la section 18 (La chasse).</w:t>
+        <w:t>- Attention ! Animaux de labour a été achété à 350000 Fcfa est relativement élevé par rapport aux autres prix d'achat observés dans cette zone. Prière de corriger ou de confirmer avec le QG. Attention ! Animaux de labour a été revendu à 350000 Fcfa qui est relativement élevé par rapport aux autres prix de revente observés dans cette zone. Prière de corriger ou de confirmer avec le QG.</w:t>
       </w:r>
     </w:p>
     <w:p>
